--- a/Documents/TimeSheet.docx
+++ b/Documents/TimeSheet.docx
@@ -1,6 +1,6 @@
 
 <file path=word/document.xml><?xml version="1.0" encoding="utf-8"?>
-<w:document xmlns:wpc="http://schemas.microsoft.com/office/word/2010/wordprocessingCanvas" xmlns:cx="http://schemas.microsoft.com/office/drawing/2014/chartex" xmlns:cx1="http://schemas.microsoft.com/office/drawing/2015/9/8/chartex" xmlns:cx2="http://schemas.microsoft.com/office/drawing/2015/10/21/chartex" xmlns:cx3="http://schemas.microsoft.com/office/drawing/2016/5/9/chartex" xmlns:cx4="http://schemas.microsoft.com/office/drawing/2016/5/10/chartex" xmlns:cx5="http://schemas.microsoft.com/office/drawing/2016/5/11/chartex" xmlns:cx6="http://schemas.microsoft.com/office/drawing/2016/5/12/chartex" xmlns:cx7="http://schemas.microsoft.com/office/drawing/2016/5/13/chartex" xmlns:cx8="http://schemas.microsoft.com/office/drawing/2016/5/14/chartex" xmlns:mc="http://schemas.openxmlformats.org/markup-compatibility/2006" xmlns:aink="http://schemas.microsoft.com/office/drawing/2016/ink" xmlns:am3d="http://schemas.microsoft.com/office/drawing/2017/model3d" xmlns:o="urn:schemas-microsoft-com:office:office" xmlns:oel="http://schemas.microsoft.com/office/2019/extlst" xmlns:r="http://schemas.openxmlformats.org/officeDocument/2006/relationships" xmlns:m="http://schemas.openxmlformats.org/officeDocument/2006/math" xmlns:v="urn:schemas-microsoft-com:vml" xmlns:wp14="http://schemas.microsoft.com/office/word/2010/wordprocessingDrawing" xmlns:wp="http://schemas.openxmlformats.org/drawingml/2006/wordprocessingDrawing" xmlns:w10="urn:schemas-microsoft-com:office:word" xmlns:w="http://schemas.openxmlformats.org/wordprocessingml/2006/main" xmlns:w14="http://schemas.microsoft.com/office/word/2010/wordml" xmlns:w15="http://schemas.microsoft.com/office/word/2012/wordml" xmlns:w16cex="http://schemas.microsoft.com/office/word/2018/wordml/cex" xmlns:w16cid="http://schemas.microsoft.com/office/word/2016/wordml/cid" xmlns:w16="http://schemas.microsoft.com/office/word/2018/wordml" xmlns:w16du="http://schemas.microsoft.com/office/word/2023/wordml/word16du" xmlns:w16sdtdh="http://schemas.microsoft.com/office/word/2020/wordml/sdtdatahash" xmlns:w16sdtfl="http://schemas.microsoft.com/office/word/2024/wordml/sdtformatlock" xmlns:w16se="http://schemas.microsoft.com/office/word/2015/wordml/symex" xmlns:wpg="http://schemas.microsoft.com/office/word/2010/wordprocessingGroup" xmlns:wpi="http://schemas.microsoft.com/office/word/2010/wordprocessingInk" xmlns:wne="http://schemas.microsoft.com/office/word/2006/wordml" xmlns:wps="http://schemas.microsoft.com/office/word/2010/wordprocessingShape" mc:Ignorable="w14 w15 w16se w16cid w16 w16cex w16sdtdh w16sdtfl w16du wp14">
+<w:document xmlns:wpc="http://schemas.microsoft.com/office/word/2010/wordprocessingCanvas" xmlns:cx="http://schemas.microsoft.com/office/drawing/2014/chartex" xmlns:cx1="http://schemas.microsoft.com/office/drawing/2015/9/8/chartex" xmlns:cx2="http://schemas.microsoft.com/office/drawing/2015/10/21/chartex" xmlns:cx3="http://schemas.microsoft.com/office/drawing/2016/5/9/chartex" xmlns:cx4="http://schemas.microsoft.com/office/drawing/2016/5/10/chartex" xmlns:cx5="http://schemas.microsoft.com/office/drawing/2016/5/11/chartex" xmlns:cx6="http://schemas.microsoft.com/office/drawing/2016/5/12/chartex" xmlns:cx7="http://schemas.microsoft.com/office/drawing/2016/5/13/chartex" xmlns:cx8="http://schemas.microsoft.com/office/drawing/2016/5/14/chartex" xmlns:mc="http://schemas.openxmlformats.org/markup-compatibility/2006" xmlns:aink="http://schemas.microsoft.com/office/drawing/2016/ink" xmlns:am3d="http://schemas.microsoft.com/office/drawing/2017/model3d" xmlns:o="urn:schemas-microsoft-com:office:office" xmlns:oel="http://schemas.microsoft.com/office/2019/extlst" xmlns:r="http://schemas.openxmlformats.org/officeDocument/2006/relationships" xmlns:m="http://schemas.openxmlformats.org/officeDocument/2006/math" xmlns:v="urn:schemas-microsoft-com:vml" xmlns:wp14="http://schemas.microsoft.com/office/word/2010/wordprocessingDrawing" xmlns:wp="http://schemas.openxmlformats.org/drawingml/2006/wordprocessingDrawing" xmlns:w10="urn:schemas-microsoft-com:office:word" xmlns:w="http://schemas.openxmlformats.org/wordprocessingml/2006/main" xmlns:w14="http://schemas.microsoft.com/office/word/2010/wordml" xmlns:w15="http://schemas.microsoft.com/office/word/2012/wordml" xmlns:w16cex="http://schemas.microsoft.com/office/word/2018/wordml/cex" xmlns:w16cid="http://schemas.microsoft.com/office/word/2016/wordml/cid" xmlns:w16="http://schemas.microsoft.com/office/word/2018/wordml" xmlns:w16du="http://schemas.microsoft.com/office/word/2023/wordml/word16du" xmlns:w16sdtdh="http://schemas.microsoft.com/office/word/2020/wordml/sdtdatahash" xmlns:w16se="http://schemas.microsoft.com/office/word/2015/wordml/symex" xmlns:wpg="http://schemas.microsoft.com/office/word/2010/wordprocessingGroup" xmlns:wpi="http://schemas.microsoft.com/office/word/2010/wordprocessingInk" xmlns:wne="http://schemas.microsoft.com/office/word/2006/wordml" xmlns:wps="http://schemas.microsoft.com/office/word/2010/wordprocessingShape" mc:Ignorable="w14 w15 w16se w16cid w16 w16cex w16sdtdh w16du wp14">
   <w:body>
     <w:p>
       <w:pPr>
@@ -1039,82 +1039,112 @@
                 <w:sz w:val="24"/>
               </w:rPr>
             </w:pPr>
-          </w:p>
-        </w:tc>
-        <w:tc>
-          <w:tcPr>
-            <w:tcW w:w="1320" w:type="dxa"/>
-            <w:tcBorders>
-              <w:top w:val="double" w:sz="6" w:space="0" w:color="A0A0A0"/>
-              <w:left w:val="double" w:sz="6" w:space="0" w:color="A0A0A0"/>
-              <w:bottom w:val="double" w:sz="6" w:space="0" w:color="A0A0A0"/>
-              <w:right w:val="double" w:sz="6" w:space="0" w:color="A0A0A0"/>
-            </w:tcBorders>
-          </w:tcPr>
-          <w:p>
-            <w:pPr>
-              <w:pStyle w:val="TableParagraph"/>
-              <w:rPr>
-                <w:sz w:val="24"/>
-              </w:rPr>
-            </w:pPr>
-          </w:p>
-        </w:tc>
-        <w:tc>
-          <w:tcPr>
-            <w:tcW w:w="1320" w:type="dxa"/>
-            <w:tcBorders>
-              <w:top w:val="double" w:sz="6" w:space="0" w:color="A0A0A0"/>
-              <w:left w:val="double" w:sz="6" w:space="0" w:color="A0A0A0"/>
-              <w:bottom w:val="double" w:sz="6" w:space="0" w:color="A0A0A0"/>
-              <w:right w:val="double" w:sz="6" w:space="0" w:color="A0A0A0"/>
-            </w:tcBorders>
-          </w:tcPr>
-          <w:p>
-            <w:pPr>
-              <w:pStyle w:val="TableParagraph"/>
-              <w:rPr>
-                <w:sz w:val="24"/>
-              </w:rPr>
-            </w:pPr>
-          </w:p>
-        </w:tc>
-        <w:tc>
-          <w:tcPr>
-            <w:tcW w:w="1320" w:type="dxa"/>
-            <w:tcBorders>
-              <w:top w:val="double" w:sz="6" w:space="0" w:color="A0A0A0"/>
-              <w:left w:val="double" w:sz="6" w:space="0" w:color="A0A0A0"/>
-              <w:bottom w:val="double" w:sz="6" w:space="0" w:color="A0A0A0"/>
-              <w:right w:val="double" w:sz="6" w:space="0" w:color="A0A0A0"/>
-            </w:tcBorders>
-          </w:tcPr>
-          <w:p>
-            <w:pPr>
-              <w:pStyle w:val="TableParagraph"/>
-              <w:rPr>
-                <w:sz w:val="24"/>
-              </w:rPr>
-            </w:pPr>
-          </w:p>
-        </w:tc>
-        <w:tc>
-          <w:tcPr>
-            <w:tcW w:w="1320" w:type="dxa"/>
-            <w:tcBorders>
-              <w:top w:val="double" w:sz="6" w:space="0" w:color="A0A0A0"/>
-              <w:left w:val="double" w:sz="6" w:space="0" w:color="A0A0A0"/>
-              <w:bottom w:val="double" w:sz="6" w:space="0" w:color="A0A0A0"/>
-              <w:right w:val="double" w:sz="6" w:space="0" w:color="A0A0A0"/>
-            </w:tcBorders>
-          </w:tcPr>
-          <w:p>
-            <w:pPr>
-              <w:pStyle w:val="TableParagraph"/>
-              <w:rPr>
-                <w:sz w:val="24"/>
-              </w:rPr>
-            </w:pPr>
+            <w:r>
+              <w:rPr>
+                <w:sz w:val="24"/>
+              </w:rPr>
+              <w:t>8:45-9:00pm</w:t>
+            </w:r>
+          </w:p>
+        </w:tc>
+        <w:tc>
+          <w:tcPr>
+            <w:tcW w:w="1320" w:type="dxa"/>
+            <w:tcBorders>
+              <w:top w:val="double" w:sz="6" w:space="0" w:color="A0A0A0"/>
+              <w:left w:val="double" w:sz="6" w:space="0" w:color="A0A0A0"/>
+              <w:bottom w:val="double" w:sz="6" w:space="0" w:color="A0A0A0"/>
+              <w:right w:val="double" w:sz="6" w:space="0" w:color="A0A0A0"/>
+            </w:tcBorders>
+          </w:tcPr>
+          <w:p>
+            <w:pPr>
+              <w:pStyle w:val="TableParagraph"/>
+              <w:rPr>
+                <w:sz w:val="24"/>
+              </w:rPr>
+            </w:pPr>
+            <w:r>
+              <w:rPr>
+                <w:sz w:val="24"/>
+              </w:rPr>
+              <w:t>4:30-5:30pm</w:t>
+            </w:r>
+          </w:p>
+        </w:tc>
+        <w:tc>
+          <w:tcPr>
+            <w:tcW w:w="1320" w:type="dxa"/>
+            <w:tcBorders>
+              <w:top w:val="double" w:sz="6" w:space="0" w:color="A0A0A0"/>
+              <w:left w:val="double" w:sz="6" w:space="0" w:color="A0A0A0"/>
+              <w:bottom w:val="double" w:sz="6" w:space="0" w:color="A0A0A0"/>
+              <w:right w:val="double" w:sz="6" w:space="0" w:color="A0A0A0"/>
+            </w:tcBorders>
+          </w:tcPr>
+          <w:p>
+            <w:pPr>
+              <w:pStyle w:val="TableParagraph"/>
+              <w:rPr>
+                <w:sz w:val="24"/>
+              </w:rPr>
+            </w:pPr>
+            <w:r>
+              <w:rPr>
+                <w:sz w:val="24"/>
+              </w:rPr>
+              <w:t>8:45-9:00pm</w:t>
+            </w:r>
+          </w:p>
+        </w:tc>
+        <w:tc>
+          <w:tcPr>
+            <w:tcW w:w="1320" w:type="dxa"/>
+            <w:tcBorders>
+              <w:top w:val="double" w:sz="6" w:space="0" w:color="A0A0A0"/>
+              <w:left w:val="double" w:sz="6" w:space="0" w:color="A0A0A0"/>
+              <w:bottom w:val="double" w:sz="6" w:space="0" w:color="A0A0A0"/>
+              <w:right w:val="double" w:sz="6" w:space="0" w:color="A0A0A0"/>
+            </w:tcBorders>
+          </w:tcPr>
+          <w:p>
+            <w:pPr>
+              <w:pStyle w:val="TableParagraph"/>
+              <w:rPr>
+                <w:sz w:val="24"/>
+              </w:rPr>
+            </w:pPr>
+            <w:r>
+              <w:rPr>
+                <w:sz w:val="24"/>
+              </w:rPr>
+              <w:t>3:45-4:30</w:t>
+            </w:r>
+          </w:p>
+        </w:tc>
+        <w:tc>
+          <w:tcPr>
+            <w:tcW w:w="1320" w:type="dxa"/>
+            <w:tcBorders>
+              <w:top w:val="double" w:sz="6" w:space="0" w:color="A0A0A0"/>
+              <w:left w:val="double" w:sz="6" w:space="0" w:color="A0A0A0"/>
+              <w:bottom w:val="double" w:sz="6" w:space="0" w:color="A0A0A0"/>
+              <w:right w:val="double" w:sz="6" w:space="0" w:color="A0A0A0"/>
+            </w:tcBorders>
+          </w:tcPr>
+          <w:p>
+            <w:pPr>
+              <w:pStyle w:val="TableParagraph"/>
+              <w:rPr>
+                <w:sz w:val="24"/>
+              </w:rPr>
+            </w:pPr>
+            <w:r>
+              <w:rPr>
+                <w:sz w:val="24"/>
+              </w:rPr>
+              <w:t>8:45-9:00pm</w:t>
+            </w:r>
           </w:p>
         </w:tc>
         <w:tc>
@@ -1205,82 +1235,112 @@
                 <w:sz w:val="24"/>
               </w:rPr>
             </w:pPr>
-          </w:p>
-        </w:tc>
-        <w:tc>
-          <w:tcPr>
-            <w:tcW w:w="1320" w:type="dxa"/>
-            <w:tcBorders>
-              <w:top w:val="double" w:sz="6" w:space="0" w:color="A0A0A0"/>
-              <w:left w:val="double" w:sz="6" w:space="0" w:color="A0A0A0"/>
-              <w:bottom w:val="double" w:sz="6" w:space="0" w:color="A0A0A0"/>
-              <w:right w:val="double" w:sz="6" w:space="0" w:color="A0A0A0"/>
-            </w:tcBorders>
-          </w:tcPr>
-          <w:p>
-            <w:pPr>
-              <w:pStyle w:val="TableParagraph"/>
-              <w:rPr>
-                <w:sz w:val="24"/>
-              </w:rPr>
-            </w:pPr>
-          </w:p>
-        </w:tc>
-        <w:tc>
-          <w:tcPr>
-            <w:tcW w:w="1320" w:type="dxa"/>
-            <w:tcBorders>
-              <w:top w:val="double" w:sz="6" w:space="0" w:color="A0A0A0"/>
-              <w:left w:val="double" w:sz="6" w:space="0" w:color="A0A0A0"/>
-              <w:bottom w:val="double" w:sz="6" w:space="0" w:color="A0A0A0"/>
-              <w:right w:val="double" w:sz="6" w:space="0" w:color="A0A0A0"/>
-            </w:tcBorders>
-          </w:tcPr>
-          <w:p>
-            <w:pPr>
-              <w:pStyle w:val="TableParagraph"/>
-              <w:rPr>
-                <w:sz w:val="24"/>
-              </w:rPr>
-            </w:pPr>
-          </w:p>
-        </w:tc>
-        <w:tc>
-          <w:tcPr>
-            <w:tcW w:w="1320" w:type="dxa"/>
-            <w:tcBorders>
-              <w:top w:val="double" w:sz="6" w:space="0" w:color="A0A0A0"/>
-              <w:left w:val="double" w:sz="6" w:space="0" w:color="A0A0A0"/>
-              <w:bottom w:val="double" w:sz="6" w:space="0" w:color="A0A0A0"/>
-              <w:right w:val="double" w:sz="6" w:space="0" w:color="A0A0A0"/>
-            </w:tcBorders>
-          </w:tcPr>
-          <w:p>
-            <w:pPr>
-              <w:pStyle w:val="TableParagraph"/>
-              <w:rPr>
-                <w:sz w:val="24"/>
-              </w:rPr>
-            </w:pPr>
-          </w:p>
-        </w:tc>
-        <w:tc>
-          <w:tcPr>
-            <w:tcW w:w="1320" w:type="dxa"/>
-            <w:tcBorders>
-              <w:top w:val="double" w:sz="6" w:space="0" w:color="A0A0A0"/>
-              <w:left w:val="double" w:sz="6" w:space="0" w:color="A0A0A0"/>
-              <w:bottom w:val="double" w:sz="6" w:space="0" w:color="A0A0A0"/>
-              <w:right w:val="double" w:sz="6" w:space="0" w:color="A0A0A0"/>
-            </w:tcBorders>
-          </w:tcPr>
-          <w:p>
-            <w:pPr>
-              <w:pStyle w:val="TableParagraph"/>
-              <w:rPr>
-                <w:sz w:val="24"/>
-              </w:rPr>
-            </w:pPr>
+            <w:r>
+              <w:rPr>
+                <w:sz w:val="24"/>
+              </w:rPr>
+              <w:t>8:45-9:00pm</w:t>
+            </w:r>
+          </w:p>
+        </w:tc>
+        <w:tc>
+          <w:tcPr>
+            <w:tcW w:w="1320" w:type="dxa"/>
+            <w:tcBorders>
+              <w:top w:val="double" w:sz="6" w:space="0" w:color="A0A0A0"/>
+              <w:left w:val="double" w:sz="6" w:space="0" w:color="A0A0A0"/>
+              <w:bottom w:val="double" w:sz="6" w:space="0" w:color="A0A0A0"/>
+              <w:right w:val="double" w:sz="6" w:space="0" w:color="A0A0A0"/>
+            </w:tcBorders>
+          </w:tcPr>
+          <w:p>
+            <w:pPr>
+              <w:pStyle w:val="TableParagraph"/>
+              <w:rPr>
+                <w:sz w:val="24"/>
+              </w:rPr>
+            </w:pPr>
+            <w:r>
+              <w:rPr>
+                <w:sz w:val="24"/>
+              </w:rPr>
+              <w:t>4:30-5:30pm</w:t>
+            </w:r>
+          </w:p>
+        </w:tc>
+        <w:tc>
+          <w:tcPr>
+            <w:tcW w:w="1320" w:type="dxa"/>
+            <w:tcBorders>
+              <w:top w:val="double" w:sz="6" w:space="0" w:color="A0A0A0"/>
+              <w:left w:val="double" w:sz="6" w:space="0" w:color="A0A0A0"/>
+              <w:bottom w:val="double" w:sz="6" w:space="0" w:color="A0A0A0"/>
+              <w:right w:val="double" w:sz="6" w:space="0" w:color="A0A0A0"/>
+            </w:tcBorders>
+          </w:tcPr>
+          <w:p>
+            <w:pPr>
+              <w:pStyle w:val="TableParagraph"/>
+              <w:rPr>
+                <w:sz w:val="24"/>
+              </w:rPr>
+            </w:pPr>
+            <w:r>
+              <w:rPr>
+                <w:sz w:val="24"/>
+              </w:rPr>
+              <w:t>8:45-9:00pm</w:t>
+            </w:r>
+          </w:p>
+        </w:tc>
+        <w:tc>
+          <w:tcPr>
+            <w:tcW w:w="1320" w:type="dxa"/>
+            <w:tcBorders>
+              <w:top w:val="double" w:sz="6" w:space="0" w:color="A0A0A0"/>
+              <w:left w:val="double" w:sz="6" w:space="0" w:color="A0A0A0"/>
+              <w:bottom w:val="double" w:sz="6" w:space="0" w:color="A0A0A0"/>
+              <w:right w:val="double" w:sz="6" w:space="0" w:color="A0A0A0"/>
+            </w:tcBorders>
+          </w:tcPr>
+          <w:p>
+            <w:pPr>
+              <w:pStyle w:val="TableParagraph"/>
+              <w:rPr>
+                <w:sz w:val="24"/>
+              </w:rPr>
+            </w:pPr>
+            <w:r>
+              <w:rPr>
+                <w:sz w:val="24"/>
+              </w:rPr>
+              <w:t>3:45-4:30</w:t>
+            </w:r>
+          </w:p>
+        </w:tc>
+        <w:tc>
+          <w:tcPr>
+            <w:tcW w:w="1320" w:type="dxa"/>
+            <w:tcBorders>
+              <w:top w:val="double" w:sz="6" w:space="0" w:color="A0A0A0"/>
+              <w:left w:val="double" w:sz="6" w:space="0" w:color="A0A0A0"/>
+              <w:bottom w:val="double" w:sz="6" w:space="0" w:color="A0A0A0"/>
+              <w:right w:val="double" w:sz="6" w:space="0" w:color="A0A0A0"/>
+            </w:tcBorders>
+          </w:tcPr>
+          <w:p>
+            <w:pPr>
+              <w:pStyle w:val="TableParagraph"/>
+              <w:rPr>
+                <w:sz w:val="24"/>
+              </w:rPr>
+            </w:pPr>
+            <w:r>
+              <w:rPr>
+                <w:sz w:val="24"/>
+              </w:rPr>
+              <w:t>8:45-9:00pm</w:t>
+            </w:r>
           </w:p>
         </w:tc>
         <w:tc>
@@ -1371,82 +1431,112 @@
                 <w:sz w:val="24"/>
               </w:rPr>
             </w:pPr>
-          </w:p>
-        </w:tc>
-        <w:tc>
-          <w:tcPr>
-            <w:tcW w:w="1320" w:type="dxa"/>
-            <w:tcBorders>
-              <w:top w:val="double" w:sz="6" w:space="0" w:color="A0A0A0"/>
-              <w:left w:val="double" w:sz="6" w:space="0" w:color="A0A0A0"/>
-              <w:bottom w:val="double" w:sz="6" w:space="0" w:color="A0A0A0"/>
-              <w:right w:val="double" w:sz="6" w:space="0" w:color="A0A0A0"/>
-            </w:tcBorders>
-          </w:tcPr>
-          <w:p>
-            <w:pPr>
-              <w:pStyle w:val="TableParagraph"/>
-              <w:rPr>
-                <w:sz w:val="24"/>
-              </w:rPr>
-            </w:pPr>
-          </w:p>
-        </w:tc>
-        <w:tc>
-          <w:tcPr>
-            <w:tcW w:w="1320" w:type="dxa"/>
-            <w:tcBorders>
-              <w:top w:val="double" w:sz="6" w:space="0" w:color="A0A0A0"/>
-              <w:left w:val="double" w:sz="6" w:space="0" w:color="A0A0A0"/>
-              <w:bottom w:val="double" w:sz="6" w:space="0" w:color="A0A0A0"/>
-              <w:right w:val="double" w:sz="6" w:space="0" w:color="A0A0A0"/>
-            </w:tcBorders>
-          </w:tcPr>
-          <w:p>
-            <w:pPr>
-              <w:pStyle w:val="TableParagraph"/>
-              <w:rPr>
-                <w:sz w:val="24"/>
-              </w:rPr>
-            </w:pPr>
-          </w:p>
-        </w:tc>
-        <w:tc>
-          <w:tcPr>
-            <w:tcW w:w="1320" w:type="dxa"/>
-            <w:tcBorders>
-              <w:top w:val="double" w:sz="6" w:space="0" w:color="A0A0A0"/>
-              <w:left w:val="double" w:sz="6" w:space="0" w:color="A0A0A0"/>
-              <w:bottom w:val="double" w:sz="6" w:space="0" w:color="A0A0A0"/>
-              <w:right w:val="double" w:sz="6" w:space="0" w:color="A0A0A0"/>
-            </w:tcBorders>
-          </w:tcPr>
-          <w:p>
-            <w:pPr>
-              <w:pStyle w:val="TableParagraph"/>
-              <w:rPr>
-                <w:sz w:val="24"/>
-              </w:rPr>
-            </w:pPr>
-          </w:p>
-        </w:tc>
-        <w:tc>
-          <w:tcPr>
-            <w:tcW w:w="1320" w:type="dxa"/>
-            <w:tcBorders>
-              <w:top w:val="double" w:sz="6" w:space="0" w:color="A0A0A0"/>
-              <w:left w:val="double" w:sz="6" w:space="0" w:color="A0A0A0"/>
-              <w:bottom w:val="double" w:sz="6" w:space="0" w:color="A0A0A0"/>
-              <w:right w:val="double" w:sz="6" w:space="0" w:color="A0A0A0"/>
-            </w:tcBorders>
-          </w:tcPr>
-          <w:p>
-            <w:pPr>
-              <w:pStyle w:val="TableParagraph"/>
-              <w:rPr>
-                <w:sz w:val="24"/>
-              </w:rPr>
-            </w:pPr>
+            <w:r>
+              <w:rPr>
+                <w:sz w:val="24"/>
+              </w:rPr>
+              <w:t>8:45-9:00pm</w:t>
+            </w:r>
+          </w:p>
+        </w:tc>
+        <w:tc>
+          <w:tcPr>
+            <w:tcW w:w="1320" w:type="dxa"/>
+            <w:tcBorders>
+              <w:top w:val="double" w:sz="6" w:space="0" w:color="A0A0A0"/>
+              <w:left w:val="double" w:sz="6" w:space="0" w:color="A0A0A0"/>
+              <w:bottom w:val="double" w:sz="6" w:space="0" w:color="A0A0A0"/>
+              <w:right w:val="double" w:sz="6" w:space="0" w:color="A0A0A0"/>
+            </w:tcBorders>
+          </w:tcPr>
+          <w:p>
+            <w:pPr>
+              <w:pStyle w:val="TableParagraph"/>
+              <w:rPr>
+                <w:sz w:val="24"/>
+              </w:rPr>
+            </w:pPr>
+            <w:r>
+              <w:rPr>
+                <w:sz w:val="24"/>
+              </w:rPr>
+              <w:t>4:30-5:30pm</w:t>
+            </w:r>
+          </w:p>
+        </w:tc>
+        <w:tc>
+          <w:tcPr>
+            <w:tcW w:w="1320" w:type="dxa"/>
+            <w:tcBorders>
+              <w:top w:val="double" w:sz="6" w:space="0" w:color="A0A0A0"/>
+              <w:left w:val="double" w:sz="6" w:space="0" w:color="A0A0A0"/>
+              <w:bottom w:val="double" w:sz="6" w:space="0" w:color="A0A0A0"/>
+              <w:right w:val="double" w:sz="6" w:space="0" w:color="A0A0A0"/>
+            </w:tcBorders>
+          </w:tcPr>
+          <w:p>
+            <w:pPr>
+              <w:pStyle w:val="TableParagraph"/>
+              <w:rPr>
+                <w:sz w:val="24"/>
+              </w:rPr>
+            </w:pPr>
+            <w:r>
+              <w:rPr>
+                <w:sz w:val="24"/>
+              </w:rPr>
+              <w:t>8:45-9:00pm</w:t>
+            </w:r>
+          </w:p>
+        </w:tc>
+        <w:tc>
+          <w:tcPr>
+            <w:tcW w:w="1320" w:type="dxa"/>
+            <w:tcBorders>
+              <w:top w:val="double" w:sz="6" w:space="0" w:color="A0A0A0"/>
+              <w:left w:val="double" w:sz="6" w:space="0" w:color="A0A0A0"/>
+              <w:bottom w:val="double" w:sz="6" w:space="0" w:color="A0A0A0"/>
+              <w:right w:val="double" w:sz="6" w:space="0" w:color="A0A0A0"/>
+            </w:tcBorders>
+          </w:tcPr>
+          <w:p>
+            <w:pPr>
+              <w:pStyle w:val="TableParagraph"/>
+              <w:rPr>
+                <w:sz w:val="24"/>
+              </w:rPr>
+            </w:pPr>
+            <w:r>
+              <w:rPr>
+                <w:sz w:val="24"/>
+              </w:rPr>
+              <w:t>3:45-4:30</w:t>
+            </w:r>
+          </w:p>
+        </w:tc>
+        <w:tc>
+          <w:tcPr>
+            <w:tcW w:w="1320" w:type="dxa"/>
+            <w:tcBorders>
+              <w:top w:val="double" w:sz="6" w:space="0" w:color="A0A0A0"/>
+              <w:left w:val="double" w:sz="6" w:space="0" w:color="A0A0A0"/>
+              <w:bottom w:val="double" w:sz="6" w:space="0" w:color="A0A0A0"/>
+              <w:right w:val="double" w:sz="6" w:space="0" w:color="A0A0A0"/>
+            </w:tcBorders>
+          </w:tcPr>
+          <w:p>
+            <w:pPr>
+              <w:pStyle w:val="TableParagraph"/>
+              <w:rPr>
+                <w:sz w:val="24"/>
+              </w:rPr>
+            </w:pPr>
+            <w:r>
+              <w:rPr>
+                <w:sz w:val="24"/>
+              </w:rPr>
+              <w:t>8:45-9:00pm</w:t>
+            </w:r>
           </w:p>
         </w:tc>
         <w:tc>
@@ -1537,82 +1627,112 @@
                 <w:sz w:val="24"/>
               </w:rPr>
             </w:pPr>
-          </w:p>
-        </w:tc>
-        <w:tc>
-          <w:tcPr>
-            <w:tcW w:w="1320" w:type="dxa"/>
-            <w:tcBorders>
-              <w:top w:val="double" w:sz="6" w:space="0" w:color="A0A0A0"/>
-              <w:left w:val="double" w:sz="6" w:space="0" w:color="A0A0A0"/>
-              <w:bottom w:val="double" w:sz="6" w:space="0" w:color="A0A0A0"/>
-              <w:right w:val="double" w:sz="6" w:space="0" w:color="A0A0A0"/>
-            </w:tcBorders>
-          </w:tcPr>
-          <w:p>
-            <w:pPr>
-              <w:pStyle w:val="TableParagraph"/>
-              <w:rPr>
-                <w:sz w:val="24"/>
-              </w:rPr>
-            </w:pPr>
-          </w:p>
-        </w:tc>
-        <w:tc>
-          <w:tcPr>
-            <w:tcW w:w="1320" w:type="dxa"/>
-            <w:tcBorders>
-              <w:top w:val="double" w:sz="6" w:space="0" w:color="A0A0A0"/>
-              <w:left w:val="double" w:sz="6" w:space="0" w:color="A0A0A0"/>
-              <w:bottom w:val="double" w:sz="6" w:space="0" w:color="A0A0A0"/>
-              <w:right w:val="double" w:sz="6" w:space="0" w:color="A0A0A0"/>
-            </w:tcBorders>
-          </w:tcPr>
-          <w:p>
-            <w:pPr>
-              <w:pStyle w:val="TableParagraph"/>
-              <w:rPr>
-                <w:sz w:val="24"/>
-              </w:rPr>
-            </w:pPr>
-          </w:p>
-        </w:tc>
-        <w:tc>
-          <w:tcPr>
-            <w:tcW w:w="1320" w:type="dxa"/>
-            <w:tcBorders>
-              <w:top w:val="double" w:sz="6" w:space="0" w:color="A0A0A0"/>
-              <w:left w:val="double" w:sz="6" w:space="0" w:color="A0A0A0"/>
-              <w:bottom w:val="double" w:sz="6" w:space="0" w:color="A0A0A0"/>
-              <w:right w:val="double" w:sz="6" w:space="0" w:color="A0A0A0"/>
-            </w:tcBorders>
-          </w:tcPr>
-          <w:p>
-            <w:pPr>
-              <w:pStyle w:val="TableParagraph"/>
-              <w:rPr>
-                <w:sz w:val="24"/>
-              </w:rPr>
-            </w:pPr>
-          </w:p>
-        </w:tc>
-        <w:tc>
-          <w:tcPr>
-            <w:tcW w:w="1320" w:type="dxa"/>
-            <w:tcBorders>
-              <w:top w:val="double" w:sz="6" w:space="0" w:color="A0A0A0"/>
-              <w:left w:val="double" w:sz="6" w:space="0" w:color="A0A0A0"/>
-              <w:bottom w:val="double" w:sz="6" w:space="0" w:color="A0A0A0"/>
-              <w:right w:val="double" w:sz="6" w:space="0" w:color="A0A0A0"/>
-            </w:tcBorders>
-          </w:tcPr>
-          <w:p>
-            <w:pPr>
-              <w:pStyle w:val="TableParagraph"/>
-              <w:rPr>
-                <w:sz w:val="24"/>
-              </w:rPr>
-            </w:pPr>
+            <w:r>
+              <w:rPr>
+                <w:sz w:val="24"/>
+              </w:rPr>
+              <w:t>8:45-9:00pm</w:t>
+            </w:r>
+          </w:p>
+        </w:tc>
+        <w:tc>
+          <w:tcPr>
+            <w:tcW w:w="1320" w:type="dxa"/>
+            <w:tcBorders>
+              <w:top w:val="double" w:sz="6" w:space="0" w:color="A0A0A0"/>
+              <w:left w:val="double" w:sz="6" w:space="0" w:color="A0A0A0"/>
+              <w:bottom w:val="double" w:sz="6" w:space="0" w:color="A0A0A0"/>
+              <w:right w:val="double" w:sz="6" w:space="0" w:color="A0A0A0"/>
+            </w:tcBorders>
+          </w:tcPr>
+          <w:p>
+            <w:pPr>
+              <w:pStyle w:val="TableParagraph"/>
+              <w:rPr>
+                <w:sz w:val="24"/>
+              </w:rPr>
+            </w:pPr>
+            <w:r>
+              <w:rPr>
+                <w:sz w:val="24"/>
+              </w:rPr>
+              <w:t>4:30-5:30pm</w:t>
+            </w:r>
+          </w:p>
+        </w:tc>
+        <w:tc>
+          <w:tcPr>
+            <w:tcW w:w="1320" w:type="dxa"/>
+            <w:tcBorders>
+              <w:top w:val="double" w:sz="6" w:space="0" w:color="A0A0A0"/>
+              <w:left w:val="double" w:sz="6" w:space="0" w:color="A0A0A0"/>
+              <w:bottom w:val="double" w:sz="6" w:space="0" w:color="A0A0A0"/>
+              <w:right w:val="double" w:sz="6" w:space="0" w:color="A0A0A0"/>
+            </w:tcBorders>
+          </w:tcPr>
+          <w:p>
+            <w:pPr>
+              <w:pStyle w:val="TableParagraph"/>
+              <w:rPr>
+                <w:sz w:val="24"/>
+              </w:rPr>
+            </w:pPr>
+            <w:r>
+              <w:rPr>
+                <w:sz w:val="24"/>
+              </w:rPr>
+              <w:t>8:45-9:00pm</w:t>
+            </w:r>
+          </w:p>
+        </w:tc>
+        <w:tc>
+          <w:tcPr>
+            <w:tcW w:w="1320" w:type="dxa"/>
+            <w:tcBorders>
+              <w:top w:val="double" w:sz="6" w:space="0" w:color="A0A0A0"/>
+              <w:left w:val="double" w:sz="6" w:space="0" w:color="A0A0A0"/>
+              <w:bottom w:val="double" w:sz="6" w:space="0" w:color="A0A0A0"/>
+              <w:right w:val="double" w:sz="6" w:space="0" w:color="A0A0A0"/>
+            </w:tcBorders>
+          </w:tcPr>
+          <w:p>
+            <w:pPr>
+              <w:pStyle w:val="TableParagraph"/>
+              <w:rPr>
+                <w:sz w:val="24"/>
+              </w:rPr>
+            </w:pPr>
+            <w:r>
+              <w:rPr>
+                <w:sz w:val="24"/>
+              </w:rPr>
+              <w:t>3:45-4:30</w:t>
+            </w:r>
+          </w:p>
+        </w:tc>
+        <w:tc>
+          <w:tcPr>
+            <w:tcW w:w="1320" w:type="dxa"/>
+            <w:tcBorders>
+              <w:top w:val="double" w:sz="6" w:space="0" w:color="A0A0A0"/>
+              <w:left w:val="double" w:sz="6" w:space="0" w:color="A0A0A0"/>
+              <w:bottom w:val="double" w:sz="6" w:space="0" w:color="A0A0A0"/>
+              <w:right w:val="double" w:sz="6" w:space="0" w:color="A0A0A0"/>
+            </w:tcBorders>
+          </w:tcPr>
+          <w:p>
+            <w:pPr>
+              <w:pStyle w:val="TableParagraph"/>
+              <w:rPr>
+                <w:sz w:val="24"/>
+              </w:rPr>
+            </w:pPr>
+            <w:r>
+              <w:rPr>
+                <w:sz w:val="24"/>
+              </w:rPr>
+              <w:t>8:45-9:00pm</w:t>
+            </w:r>
           </w:p>
         </w:tc>
         <w:tc>
@@ -1703,82 +1823,112 @@
                 <w:sz w:val="24"/>
               </w:rPr>
             </w:pPr>
-          </w:p>
-        </w:tc>
-        <w:tc>
-          <w:tcPr>
-            <w:tcW w:w="1320" w:type="dxa"/>
-            <w:tcBorders>
-              <w:top w:val="double" w:sz="6" w:space="0" w:color="A0A0A0"/>
-              <w:left w:val="double" w:sz="6" w:space="0" w:color="A0A0A0"/>
-              <w:bottom w:val="double" w:sz="6" w:space="0" w:color="A0A0A0"/>
-              <w:right w:val="double" w:sz="6" w:space="0" w:color="A0A0A0"/>
-            </w:tcBorders>
-          </w:tcPr>
-          <w:p>
-            <w:pPr>
-              <w:pStyle w:val="TableParagraph"/>
-              <w:rPr>
-                <w:sz w:val="24"/>
-              </w:rPr>
-            </w:pPr>
-          </w:p>
-        </w:tc>
-        <w:tc>
-          <w:tcPr>
-            <w:tcW w:w="1320" w:type="dxa"/>
-            <w:tcBorders>
-              <w:top w:val="double" w:sz="6" w:space="0" w:color="A0A0A0"/>
-              <w:left w:val="double" w:sz="6" w:space="0" w:color="A0A0A0"/>
-              <w:bottom w:val="double" w:sz="6" w:space="0" w:color="A0A0A0"/>
-              <w:right w:val="double" w:sz="6" w:space="0" w:color="A0A0A0"/>
-            </w:tcBorders>
-          </w:tcPr>
-          <w:p>
-            <w:pPr>
-              <w:pStyle w:val="TableParagraph"/>
-              <w:rPr>
-                <w:sz w:val="24"/>
-              </w:rPr>
-            </w:pPr>
-          </w:p>
-        </w:tc>
-        <w:tc>
-          <w:tcPr>
-            <w:tcW w:w="1320" w:type="dxa"/>
-            <w:tcBorders>
-              <w:top w:val="double" w:sz="6" w:space="0" w:color="A0A0A0"/>
-              <w:left w:val="double" w:sz="6" w:space="0" w:color="A0A0A0"/>
-              <w:bottom w:val="double" w:sz="6" w:space="0" w:color="A0A0A0"/>
-              <w:right w:val="double" w:sz="6" w:space="0" w:color="A0A0A0"/>
-            </w:tcBorders>
-          </w:tcPr>
-          <w:p>
-            <w:pPr>
-              <w:pStyle w:val="TableParagraph"/>
-              <w:rPr>
-                <w:sz w:val="24"/>
-              </w:rPr>
-            </w:pPr>
-          </w:p>
-        </w:tc>
-        <w:tc>
-          <w:tcPr>
-            <w:tcW w:w="1320" w:type="dxa"/>
-            <w:tcBorders>
-              <w:top w:val="double" w:sz="6" w:space="0" w:color="A0A0A0"/>
-              <w:left w:val="double" w:sz="6" w:space="0" w:color="A0A0A0"/>
-              <w:bottom w:val="double" w:sz="6" w:space="0" w:color="A0A0A0"/>
-              <w:right w:val="double" w:sz="6" w:space="0" w:color="A0A0A0"/>
-            </w:tcBorders>
-          </w:tcPr>
-          <w:p>
-            <w:pPr>
-              <w:pStyle w:val="TableParagraph"/>
-              <w:rPr>
-                <w:sz w:val="24"/>
-              </w:rPr>
-            </w:pPr>
+            <w:r>
+              <w:rPr>
+                <w:sz w:val="24"/>
+              </w:rPr>
+              <w:t>8:45-9:00pm</w:t>
+            </w:r>
+          </w:p>
+        </w:tc>
+        <w:tc>
+          <w:tcPr>
+            <w:tcW w:w="1320" w:type="dxa"/>
+            <w:tcBorders>
+              <w:top w:val="double" w:sz="6" w:space="0" w:color="A0A0A0"/>
+              <w:left w:val="double" w:sz="6" w:space="0" w:color="A0A0A0"/>
+              <w:bottom w:val="double" w:sz="6" w:space="0" w:color="A0A0A0"/>
+              <w:right w:val="double" w:sz="6" w:space="0" w:color="A0A0A0"/>
+            </w:tcBorders>
+          </w:tcPr>
+          <w:p>
+            <w:pPr>
+              <w:pStyle w:val="TableParagraph"/>
+              <w:rPr>
+                <w:sz w:val="24"/>
+              </w:rPr>
+            </w:pPr>
+            <w:r>
+              <w:rPr>
+                <w:sz w:val="24"/>
+              </w:rPr>
+              <w:t>4:30-5:30pm</w:t>
+            </w:r>
+          </w:p>
+        </w:tc>
+        <w:tc>
+          <w:tcPr>
+            <w:tcW w:w="1320" w:type="dxa"/>
+            <w:tcBorders>
+              <w:top w:val="double" w:sz="6" w:space="0" w:color="A0A0A0"/>
+              <w:left w:val="double" w:sz="6" w:space="0" w:color="A0A0A0"/>
+              <w:bottom w:val="double" w:sz="6" w:space="0" w:color="A0A0A0"/>
+              <w:right w:val="double" w:sz="6" w:space="0" w:color="A0A0A0"/>
+            </w:tcBorders>
+          </w:tcPr>
+          <w:p>
+            <w:pPr>
+              <w:pStyle w:val="TableParagraph"/>
+              <w:rPr>
+                <w:sz w:val="24"/>
+              </w:rPr>
+            </w:pPr>
+            <w:r>
+              <w:rPr>
+                <w:sz w:val="24"/>
+              </w:rPr>
+              <w:t>8:45-9:00pm</w:t>
+            </w:r>
+          </w:p>
+        </w:tc>
+        <w:tc>
+          <w:tcPr>
+            <w:tcW w:w="1320" w:type="dxa"/>
+            <w:tcBorders>
+              <w:top w:val="double" w:sz="6" w:space="0" w:color="A0A0A0"/>
+              <w:left w:val="double" w:sz="6" w:space="0" w:color="A0A0A0"/>
+              <w:bottom w:val="double" w:sz="6" w:space="0" w:color="A0A0A0"/>
+              <w:right w:val="double" w:sz="6" w:space="0" w:color="A0A0A0"/>
+            </w:tcBorders>
+          </w:tcPr>
+          <w:p>
+            <w:pPr>
+              <w:pStyle w:val="TableParagraph"/>
+              <w:rPr>
+                <w:sz w:val="24"/>
+              </w:rPr>
+            </w:pPr>
+            <w:r>
+              <w:rPr>
+                <w:sz w:val="24"/>
+              </w:rPr>
+              <w:t>3:45-4:30</w:t>
+            </w:r>
+          </w:p>
+        </w:tc>
+        <w:tc>
+          <w:tcPr>
+            <w:tcW w:w="1320" w:type="dxa"/>
+            <w:tcBorders>
+              <w:top w:val="double" w:sz="6" w:space="0" w:color="A0A0A0"/>
+              <w:left w:val="double" w:sz="6" w:space="0" w:color="A0A0A0"/>
+              <w:bottom w:val="double" w:sz="6" w:space="0" w:color="A0A0A0"/>
+              <w:right w:val="double" w:sz="6" w:space="0" w:color="A0A0A0"/>
+            </w:tcBorders>
+          </w:tcPr>
+          <w:p>
+            <w:pPr>
+              <w:pStyle w:val="TableParagraph"/>
+              <w:rPr>
+                <w:sz w:val="24"/>
+              </w:rPr>
+            </w:pPr>
+            <w:r>
+              <w:rPr>
+                <w:sz w:val="24"/>
+              </w:rPr>
+              <w:t>8:45-9:00pm</w:t>
+            </w:r>
           </w:p>
         </w:tc>
         <w:tc>
@@ -1869,82 +2019,112 @@
                 <w:sz w:val="24"/>
               </w:rPr>
             </w:pPr>
-          </w:p>
-        </w:tc>
-        <w:tc>
-          <w:tcPr>
-            <w:tcW w:w="1320" w:type="dxa"/>
-            <w:tcBorders>
-              <w:top w:val="double" w:sz="6" w:space="0" w:color="A0A0A0"/>
-              <w:left w:val="double" w:sz="6" w:space="0" w:color="A0A0A0"/>
-              <w:bottom w:val="double" w:sz="6" w:space="0" w:color="A0A0A0"/>
-              <w:right w:val="double" w:sz="6" w:space="0" w:color="A0A0A0"/>
-            </w:tcBorders>
-          </w:tcPr>
-          <w:p>
-            <w:pPr>
-              <w:pStyle w:val="TableParagraph"/>
-              <w:rPr>
-                <w:sz w:val="24"/>
-              </w:rPr>
-            </w:pPr>
-          </w:p>
-        </w:tc>
-        <w:tc>
-          <w:tcPr>
-            <w:tcW w:w="1320" w:type="dxa"/>
-            <w:tcBorders>
-              <w:top w:val="double" w:sz="6" w:space="0" w:color="A0A0A0"/>
-              <w:left w:val="double" w:sz="6" w:space="0" w:color="A0A0A0"/>
-              <w:bottom w:val="double" w:sz="6" w:space="0" w:color="A0A0A0"/>
-              <w:right w:val="double" w:sz="6" w:space="0" w:color="A0A0A0"/>
-            </w:tcBorders>
-          </w:tcPr>
-          <w:p>
-            <w:pPr>
-              <w:pStyle w:val="TableParagraph"/>
-              <w:rPr>
-                <w:sz w:val="24"/>
-              </w:rPr>
-            </w:pPr>
-          </w:p>
-        </w:tc>
-        <w:tc>
-          <w:tcPr>
-            <w:tcW w:w="1320" w:type="dxa"/>
-            <w:tcBorders>
-              <w:top w:val="double" w:sz="6" w:space="0" w:color="A0A0A0"/>
-              <w:left w:val="double" w:sz="6" w:space="0" w:color="A0A0A0"/>
-              <w:bottom w:val="double" w:sz="6" w:space="0" w:color="A0A0A0"/>
-              <w:right w:val="double" w:sz="6" w:space="0" w:color="A0A0A0"/>
-            </w:tcBorders>
-          </w:tcPr>
-          <w:p>
-            <w:pPr>
-              <w:pStyle w:val="TableParagraph"/>
-              <w:rPr>
-                <w:sz w:val="24"/>
-              </w:rPr>
-            </w:pPr>
-          </w:p>
-        </w:tc>
-        <w:tc>
-          <w:tcPr>
-            <w:tcW w:w="1320" w:type="dxa"/>
-            <w:tcBorders>
-              <w:top w:val="double" w:sz="6" w:space="0" w:color="A0A0A0"/>
-              <w:left w:val="double" w:sz="6" w:space="0" w:color="A0A0A0"/>
-              <w:bottom w:val="double" w:sz="6" w:space="0" w:color="A0A0A0"/>
-              <w:right w:val="double" w:sz="6" w:space="0" w:color="A0A0A0"/>
-            </w:tcBorders>
-          </w:tcPr>
-          <w:p>
-            <w:pPr>
-              <w:pStyle w:val="TableParagraph"/>
-              <w:rPr>
-                <w:sz w:val="24"/>
-              </w:rPr>
-            </w:pPr>
+            <w:r>
+              <w:rPr>
+                <w:sz w:val="24"/>
+              </w:rPr>
+              <w:t>8:45-9:00pm</w:t>
+            </w:r>
+          </w:p>
+        </w:tc>
+        <w:tc>
+          <w:tcPr>
+            <w:tcW w:w="1320" w:type="dxa"/>
+            <w:tcBorders>
+              <w:top w:val="double" w:sz="6" w:space="0" w:color="A0A0A0"/>
+              <w:left w:val="double" w:sz="6" w:space="0" w:color="A0A0A0"/>
+              <w:bottom w:val="double" w:sz="6" w:space="0" w:color="A0A0A0"/>
+              <w:right w:val="double" w:sz="6" w:space="0" w:color="A0A0A0"/>
+            </w:tcBorders>
+          </w:tcPr>
+          <w:p>
+            <w:pPr>
+              <w:pStyle w:val="TableParagraph"/>
+              <w:rPr>
+                <w:sz w:val="24"/>
+              </w:rPr>
+            </w:pPr>
+            <w:r>
+              <w:rPr>
+                <w:sz w:val="24"/>
+              </w:rPr>
+              <w:t>4:30-5:30pm</w:t>
+            </w:r>
+          </w:p>
+        </w:tc>
+        <w:tc>
+          <w:tcPr>
+            <w:tcW w:w="1320" w:type="dxa"/>
+            <w:tcBorders>
+              <w:top w:val="double" w:sz="6" w:space="0" w:color="A0A0A0"/>
+              <w:left w:val="double" w:sz="6" w:space="0" w:color="A0A0A0"/>
+              <w:bottom w:val="double" w:sz="6" w:space="0" w:color="A0A0A0"/>
+              <w:right w:val="double" w:sz="6" w:space="0" w:color="A0A0A0"/>
+            </w:tcBorders>
+          </w:tcPr>
+          <w:p>
+            <w:pPr>
+              <w:pStyle w:val="TableParagraph"/>
+              <w:rPr>
+                <w:sz w:val="24"/>
+              </w:rPr>
+            </w:pPr>
+            <w:r>
+              <w:rPr>
+                <w:sz w:val="24"/>
+              </w:rPr>
+              <w:t>8:45-9:00pm</w:t>
+            </w:r>
+          </w:p>
+        </w:tc>
+        <w:tc>
+          <w:tcPr>
+            <w:tcW w:w="1320" w:type="dxa"/>
+            <w:tcBorders>
+              <w:top w:val="double" w:sz="6" w:space="0" w:color="A0A0A0"/>
+              <w:left w:val="double" w:sz="6" w:space="0" w:color="A0A0A0"/>
+              <w:bottom w:val="double" w:sz="6" w:space="0" w:color="A0A0A0"/>
+              <w:right w:val="double" w:sz="6" w:space="0" w:color="A0A0A0"/>
+            </w:tcBorders>
+          </w:tcPr>
+          <w:p>
+            <w:pPr>
+              <w:pStyle w:val="TableParagraph"/>
+              <w:rPr>
+                <w:sz w:val="24"/>
+              </w:rPr>
+            </w:pPr>
+            <w:r>
+              <w:rPr>
+                <w:sz w:val="24"/>
+              </w:rPr>
+              <w:t>3:45-4:30</w:t>
+            </w:r>
+          </w:p>
+        </w:tc>
+        <w:tc>
+          <w:tcPr>
+            <w:tcW w:w="1320" w:type="dxa"/>
+            <w:tcBorders>
+              <w:top w:val="double" w:sz="6" w:space="0" w:color="A0A0A0"/>
+              <w:left w:val="double" w:sz="6" w:space="0" w:color="A0A0A0"/>
+              <w:bottom w:val="double" w:sz="6" w:space="0" w:color="A0A0A0"/>
+              <w:right w:val="double" w:sz="6" w:space="0" w:color="A0A0A0"/>
+            </w:tcBorders>
+          </w:tcPr>
+          <w:p>
+            <w:pPr>
+              <w:pStyle w:val="TableParagraph"/>
+              <w:rPr>
+                <w:sz w:val="24"/>
+              </w:rPr>
+            </w:pPr>
+            <w:r>
+              <w:rPr>
+                <w:sz w:val="24"/>
+              </w:rPr>
+              <w:t>8:45-9:00pm</w:t>
+            </w:r>
           </w:p>
         </w:tc>
         <w:tc>
@@ -2035,82 +2215,112 @@
                 <w:sz w:val="24"/>
               </w:rPr>
             </w:pPr>
-          </w:p>
-        </w:tc>
-        <w:tc>
-          <w:tcPr>
-            <w:tcW w:w="1320" w:type="dxa"/>
-            <w:tcBorders>
-              <w:top w:val="double" w:sz="6" w:space="0" w:color="A0A0A0"/>
-              <w:left w:val="double" w:sz="6" w:space="0" w:color="A0A0A0"/>
-              <w:bottom w:val="double" w:sz="6" w:space="0" w:color="A0A0A0"/>
-              <w:right w:val="double" w:sz="6" w:space="0" w:color="A0A0A0"/>
-            </w:tcBorders>
-          </w:tcPr>
-          <w:p>
-            <w:pPr>
-              <w:pStyle w:val="TableParagraph"/>
-              <w:rPr>
-                <w:sz w:val="24"/>
-              </w:rPr>
-            </w:pPr>
-          </w:p>
-        </w:tc>
-        <w:tc>
-          <w:tcPr>
-            <w:tcW w:w="1320" w:type="dxa"/>
-            <w:tcBorders>
-              <w:top w:val="double" w:sz="6" w:space="0" w:color="A0A0A0"/>
-              <w:left w:val="double" w:sz="6" w:space="0" w:color="A0A0A0"/>
-              <w:bottom w:val="double" w:sz="6" w:space="0" w:color="A0A0A0"/>
-              <w:right w:val="double" w:sz="6" w:space="0" w:color="A0A0A0"/>
-            </w:tcBorders>
-          </w:tcPr>
-          <w:p>
-            <w:pPr>
-              <w:pStyle w:val="TableParagraph"/>
-              <w:rPr>
-                <w:sz w:val="24"/>
-              </w:rPr>
-            </w:pPr>
-          </w:p>
-        </w:tc>
-        <w:tc>
-          <w:tcPr>
-            <w:tcW w:w="1320" w:type="dxa"/>
-            <w:tcBorders>
-              <w:top w:val="double" w:sz="6" w:space="0" w:color="A0A0A0"/>
-              <w:left w:val="double" w:sz="6" w:space="0" w:color="A0A0A0"/>
-              <w:bottom w:val="double" w:sz="6" w:space="0" w:color="A0A0A0"/>
-              <w:right w:val="double" w:sz="6" w:space="0" w:color="A0A0A0"/>
-            </w:tcBorders>
-          </w:tcPr>
-          <w:p>
-            <w:pPr>
-              <w:pStyle w:val="TableParagraph"/>
-              <w:rPr>
-                <w:sz w:val="24"/>
-              </w:rPr>
-            </w:pPr>
-          </w:p>
-        </w:tc>
-        <w:tc>
-          <w:tcPr>
-            <w:tcW w:w="1320" w:type="dxa"/>
-            <w:tcBorders>
-              <w:top w:val="double" w:sz="6" w:space="0" w:color="A0A0A0"/>
-              <w:left w:val="double" w:sz="6" w:space="0" w:color="A0A0A0"/>
-              <w:bottom w:val="double" w:sz="6" w:space="0" w:color="A0A0A0"/>
-              <w:right w:val="double" w:sz="6" w:space="0" w:color="A0A0A0"/>
-            </w:tcBorders>
-          </w:tcPr>
-          <w:p>
-            <w:pPr>
-              <w:pStyle w:val="TableParagraph"/>
-              <w:rPr>
-                <w:sz w:val="24"/>
-              </w:rPr>
-            </w:pPr>
+            <w:r>
+              <w:rPr>
+                <w:sz w:val="24"/>
+              </w:rPr>
+              <w:t>8:45-9:00pm</w:t>
+            </w:r>
+          </w:p>
+        </w:tc>
+        <w:tc>
+          <w:tcPr>
+            <w:tcW w:w="1320" w:type="dxa"/>
+            <w:tcBorders>
+              <w:top w:val="double" w:sz="6" w:space="0" w:color="A0A0A0"/>
+              <w:left w:val="double" w:sz="6" w:space="0" w:color="A0A0A0"/>
+              <w:bottom w:val="double" w:sz="6" w:space="0" w:color="A0A0A0"/>
+              <w:right w:val="double" w:sz="6" w:space="0" w:color="A0A0A0"/>
+            </w:tcBorders>
+          </w:tcPr>
+          <w:p>
+            <w:pPr>
+              <w:pStyle w:val="TableParagraph"/>
+              <w:rPr>
+                <w:sz w:val="24"/>
+              </w:rPr>
+            </w:pPr>
+            <w:r>
+              <w:rPr>
+                <w:sz w:val="24"/>
+              </w:rPr>
+              <w:t>4:30-5:30pm</w:t>
+            </w:r>
+          </w:p>
+        </w:tc>
+        <w:tc>
+          <w:tcPr>
+            <w:tcW w:w="1320" w:type="dxa"/>
+            <w:tcBorders>
+              <w:top w:val="double" w:sz="6" w:space="0" w:color="A0A0A0"/>
+              <w:left w:val="double" w:sz="6" w:space="0" w:color="A0A0A0"/>
+              <w:bottom w:val="double" w:sz="6" w:space="0" w:color="A0A0A0"/>
+              <w:right w:val="double" w:sz="6" w:space="0" w:color="A0A0A0"/>
+            </w:tcBorders>
+          </w:tcPr>
+          <w:p>
+            <w:pPr>
+              <w:pStyle w:val="TableParagraph"/>
+              <w:rPr>
+                <w:sz w:val="24"/>
+              </w:rPr>
+            </w:pPr>
+            <w:r>
+              <w:rPr>
+                <w:sz w:val="24"/>
+              </w:rPr>
+              <w:t>8:45-9:00pm</w:t>
+            </w:r>
+          </w:p>
+        </w:tc>
+        <w:tc>
+          <w:tcPr>
+            <w:tcW w:w="1320" w:type="dxa"/>
+            <w:tcBorders>
+              <w:top w:val="double" w:sz="6" w:space="0" w:color="A0A0A0"/>
+              <w:left w:val="double" w:sz="6" w:space="0" w:color="A0A0A0"/>
+              <w:bottom w:val="double" w:sz="6" w:space="0" w:color="A0A0A0"/>
+              <w:right w:val="double" w:sz="6" w:space="0" w:color="A0A0A0"/>
+            </w:tcBorders>
+          </w:tcPr>
+          <w:p>
+            <w:pPr>
+              <w:pStyle w:val="TableParagraph"/>
+              <w:rPr>
+                <w:sz w:val="24"/>
+              </w:rPr>
+            </w:pPr>
+            <w:r>
+              <w:rPr>
+                <w:sz w:val="24"/>
+              </w:rPr>
+              <w:t>3:45-4:30</w:t>
+            </w:r>
+          </w:p>
+        </w:tc>
+        <w:tc>
+          <w:tcPr>
+            <w:tcW w:w="1320" w:type="dxa"/>
+            <w:tcBorders>
+              <w:top w:val="double" w:sz="6" w:space="0" w:color="A0A0A0"/>
+              <w:left w:val="double" w:sz="6" w:space="0" w:color="A0A0A0"/>
+              <w:bottom w:val="double" w:sz="6" w:space="0" w:color="A0A0A0"/>
+              <w:right w:val="double" w:sz="6" w:space="0" w:color="A0A0A0"/>
+            </w:tcBorders>
+          </w:tcPr>
+          <w:p>
+            <w:pPr>
+              <w:pStyle w:val="TableParagraph"/>
+              <w:rPr>
+                <w:sz w:val="24"/>
+              </w:rPr>
+            </w:pPr>
+            <w:r>
+              <w:rPr>
+                <w:sz w:val="24"/>
+              </w:rPr>
+              <w:t>8:45-9:00pm</w:t>
+            </w:r>
           </w:p>
         </w:tc>
         <w:tc>
@@ -2201,82 +2411,112 @@
                 <w:sz w:val="24"/>
               </w:rPr>
             </w:pPr>
-          </w:p>
-        </w:tc>
-        <w:tc>
-          <w:tcPr>
-            <w:tcW w:w="1320" w:type="dxa"/>
-            <w:tcBorders>
-              <w:top w:val="double" w:sz="6" w:space="0" w:color="A0A0A0"/>
-              <w:left w:val="double" w:sz="6" w:space="0" w:color="A0A0A0"/>
-              <w:bottom w:val="double" w:sz="6" w:space="0" w:color="A0A0A0"/>
-              <w:right w:val="double" w:sz="6" w:space="0" w:color="A0A0A0"/>
-            </w:tcBorders>
-          </w:tcPr>
-          <w:p>
-            <w:pPr>
-              <w:pStyle w:val="TableParagraph"/>
-              <w:rPr>
-                <w:sz w:val="24"/>
-              </w:rPr>
-            </w:pPr>
-          </w:p>
-        </w:tc>
-        <w:tc>
-          <w:tcPr>
-            <w:tcW w:w="1320" w:type="dxa"/>
-            <w:tcBorders>
-              <w:top w:val="double" w:sz="6" w:space="0" w:color="A0A0A0"/>
-              <w:left w:val="double" w:sz="6" w:space="0" w:color="A0A0A0"/>
-              <w:bottom w:val="double" w:sz="6" w:space="0" w:color="A0A0A0"/>
-              <w:right w:val="double" w:sz="6" w:space="0" w:color="A0A0A0"/>
-            </w:tcBorders>
-          </w:tcPr>
-          <w:p>
-            <w:pPr>
-              <w:pStyle w:val="TableParagraph"/>
-              <w:rPr>
-                <w:sz w:val="24"/>
-              </w:rPr>
-            </w:pPr>
-          </w:p>
-        </w:tc>
-        <w:tc>
-          <w:tcPr>
-            <w:tcW w:w="1320" w:type="dxa"/>
-            <w:tcBorders>
-              <w:top w:val="double" w:sz="6" w:space="0" w:color="A0A0A0"/>
-              <w:left w:val="double" w:sz="6" w:space="0" w:color="A0A0A0"/>
-              <w:bottom w:val="double" w:sz="6" w:space="0" w:color="A0A0A0"/>
-              <w:right w:val="double" w:sz="6" w:space="0" w:color="A0A0A0"/>
-            </w:tcBorders>
-          </w:tcPr>
-          <w:p>
-            <w:pPr>
-              <w:pStyle w:val="TableParagraph"/>
-              <w:rPr>
-                <w:sz w:val="24"/>
-              </w:rPr>
-            </w:pPr>
-          </w:p>
-        </w:tc>
-        <w:tc>
-          <w:tcPr>
-            <w:tcW w:w="1320" w:type="dxa"/>
-            <w:tcBorders>
-              <w:top w:val="double" w:sz="6" w:space="0" w:color="A0A0A0"/>
-              <w:left w:val="double" w:sz="6" w:space="0" w:color="A0A0A0"/>
-              <w:bottom w:val="double" w:sz="6" w:space="0" w:color="A0A0A0"/>
-              <w:right w:val="double" w:sz="6" w:space="0" w:color="A0A0A0"/>
-            </w:tcBorders>
-          </w:tcPr>
-          <w:p>
-            <w:pPr>
-              <w:pStyle w:val="TableParagraph"/>
-              <w:rPr>
-                <w:sz w:val="24"/>
-              </w:rPr>
-            </w:pPr>
+            <w:r>
+              <w:rPr>
+                <w:sz w:val="24"/>
+              </w:rPr>
+              <w:t>8:45-9:00pm</w:t>
+            </w:r>
+          </w:p>
+        </w:tc>
+        <w:tc>
+          <w:tcPr>
+            <w:tcW w:w="1320" w:type="dxa"/>
+            <w:tcBorders>
+              <w:top w:val="double" w:sz="6" w:space="0" w:color="A0A0A0"/>
+              <w:left w:val="double" w:sz="6" w:space="0" w:color="A0A0A0"/>
+              <w:bottom w:val="double" w:sz="6" w:space="0" w:color="A0A0A0"/>
+              <w:right w:val="double" w:sz="6" w:space="0" w:color="A0A0A0"/>
+            </w:tcBorders>
+          </w:tcPr>
+          <w:p>
+            <w:pPr>
+              <w:pStyle w:val="TableParagraph"/>
+              <w:rPr>
+                <w:sz w:val="24"/>
+              </w:rPr>
+            </w:pPr>
+            <w:r>
+              <w:rPr>
+                <w:sz w:val="24"/>
+              </w:rPr>
+              <w:t>4:30-5:30pm</w:t>
+            </w:r>
+          </w:p>
+        </w:tc>
+        <w:tc>
+          <w:tcPr>
+            <w:tcW w:w="1320" w:type="dxa"/>
+            <w:tcBorders>
+              <w:top w:val="double" w:sz="6" w:space="0" w:color="A0A0A0"/>
+              <w:left w:val="double" w:sz="6" w:space="0" w:color="A0A0A0"/>
+              <w:bottom w:val="double" w:sz="6" w:space="0" w:color="A0A0A0"/>
+              <w:right w:val="double" w:sz="6" w:space="0" w:color="A0A0A0"/>
+            </w:tcBorders>
+          </w:tcPr>
+          <w:p>
+            <w:pPr>
+              <w:pStyle w:val="TableParagraph"/>
+              <w:rPr>
+                <w:sz w:val="24"/>
+              </w:rPr>
+            </w:pPr>
+            <w:r>
+              <w:rPr>
+                <w:sz w:val="24"/>
+              </w:rPr>
+              <w:t>8:45-9:00pm</w:t>
+            </w:r>
+          </w:p>
+        </w:tc>
+        <w:tc>
+          <w:tcPr>
+            <w:tcW w:w="1320" w:type="dxa"/>
+            <w:tcBorders>
+              <w:top w:val="double" w:sz="6" w:space="0" w:color="A0A0A0"/>
+              <w:left w:val="double" w:sz="6" w:space="0" w:color="A0A0A0"/>
+              <w:bottom w:val="double" w:sz="6" w:space="0" w:color="A0A0A0"/>
+              <w:right w:val="double" w:sz="6" w:space="0" w:color="A0A0A0"/>
+            </w:tcBorders>
+          </w:tcPr>
+          <w:p>
+            <w:pPr>
+              <w:pStyle w:val="TableParagraph"/>
+              <w:rPr>
+                <w:sz w:val="24"/>
+              </w:rPr>
+            </w:pPr>
+            <w:r>
+              <w:rPr>
+                <w:sz w:val="24"/>
+              </w:rPr>
+              <w:t>3:45-4:30</w:t>
+            </w:r>
+          </w:p>
+        </w:tc>
+        <w:tc>
+          <w:tcPr>
+            <w:tcW w:w="1320" w:type="dxa"/>
+            <w:tcBorders>
+              <w:top w:val="double" w:sz="6" w:space="0" w:color="A0A0A0"/>
+              <w:left w:val="double" w:sz="6" w:space="0" w:color="A0A0A0"/>
+              <w:bottom w:val="double" w:sz="6" w:space="0" w:color="A0A0A0"/>
+              <w:right w:val="double" w:sz="6" w:space="0" w:color="A0A0A0"/>
+            </w:tcBorders>
+          </w:tcPr>
+          <w:p>
+            <w:pPr>
+              <w:pStyle w:val="TableParagraph"/>
+              <w:rPr>
+                <w:sz w:val="24"/>
+              </w:rPr>
+            </w:pPr>
+            <w:r>
+              <w:rPr>
+                <w:sz w:val="24"/>
+              </w:rPr>
+              <w:t>8:45-9:00pm</w:t>
+            </w:r>
           </w:p>
         </w:tc>
         <w:tc>
@@ -2367,82 +2607,112 @@
                 <w:sz w:val="24"/>
               </w:rPr>
             </w:pPr>
-          </w:p>
-        </w:tc>
-        <w:tc>
-          <w:tcPr>
-            <w:tcW w:w="1320" w:type="dxa"/>
-            <w:tcBorders>
-              <w:top w:val="double" w:sz="6" w:space="0" w:color="A0A0A0"/>
-              <w:left w:val="double" w:sz="6" w:space="0" w:color="A0A0A0"/>
-              <w:bottom w:val="double" w:sz="6" w:space="0" w:color="A0A0A0"/>
-              <w:right w:val="double" w:sz="6" w:space="0" w:color="A0A0A0"/>
-            </w:tcBorders>
-          </w:tcPr>
-          <w:p>
-            <w:pPr>
-              <w:pStyle w:val="TableParagraph"/>
-              <w:rPr>
-                <w:sz w:val="24"/>
-              </w:rPr>
-            </w:pPr>
-          </w:p>
-        </w:tc>
-        <w:tc>
-          <w:tcPr>
-            <w:tcW w:w="1320" w:type="dxa"/>
-            <w:tcBorders>
-              <w:top w:val="double" w:sz="6" w:space="0" w:color="A0A0A0"/>
-              <w:left w:val="double" w:sz="6" w:space="0" w:color="A0A0A0"/>
-              <w:bottom w:val="double" w:sz="6" w:space="0" w:color="A0A0A0"/>
-              <w:right w:val="double" w:sz="6" w:space="0" w:color="A0A0A0"/>
-            </w:tcBorders>
-          </w:tcPr>
-          <w:p>
-            <w:pPr>
-              <w:pStyle w:val="TableParagraph"/>
-              <w:rPr>
-                <w:sz w:val="24"/>
-              </w:rPr>
-            </w:pPr>
-          </w:p>
-        </w:tc>
-        <w:tc>
-          <w:tcPr>
-            <w:tcW w:w="1320" w:type="dxa"/>
-            <w:tcBorders>
-              <w:top w:val="double" w:sz="6" w:space="0" w:color="A0A0A0"/>
-              <w:left w:val="double" w:sz="6" w:space="0" w:color="A0A0A0"/>
-              <w:bottom w:val="double" w:sz="6" w:space="0" w:color="A0A0A0"/>
-              <w:right w:val="double" w:sz="6" w:space="0" w:color="A0A0A0"/>
-            </w:tcBorders>
-          </w:tcPr>
-          <w:p>
-            <w:pPr>
-              <w:pStyle w:val="TableParagraph"/>
-              <w:rPr>
-                <w:sz w:val="24"/>
-              </w:rPr>
-            </w:pPr>
-          </w:p>
-        </w:tc>
-        <w:tc>
-          <w:tcPr>
-            <w:tcW w:w="1320" w:type="dxa"/>
-            <w:tcBorders>
-              <w:top w:val="double" w:sz="6" w:space="0" w:color="A0A0A0"/>
-              <w:left w:val="double" w:sz="6" w:space="0" w:color="A0A0A0"/>
-              <w:bottom w:val="double" w:sz="6" w:space="0" w:color="A0A0A0"/>
-              <w:right w:val="double" w:sz="6" w:space="0" w:color="A0A0A0"/>
-            </w:tcBorders>
-          </w:tcPr>
-          <w:p>
-            <w:pPr>
-              <w:pStyle w:val="TableParagraph"/>
-              <w:rPr>
-                <w:sz w:val="24"/>
-              </w:rPr>
-            </w:pPr>
+            <w:r>
+              <w:rPr>
+                <w:sz w:val="24"/>
+              </w:rPr>
+              <w:t>8:45-9:00pm</w:t>
+            </w:r>
+          </w:p>
+        </w:tc>
+        <w:tc>
+          <w:tcPr>
+            <w:tcW w:w="1320" w:type="dxa"/>
+            <w:tcBorders>
+              <w:top w:val="double" w:sz="6" w:space="0" w:color="A0A0A0"/>
+              <w:left w:val="double" w:sz="6" w:space="0" w:color="A0A0A0"/>
+              <w:bottom w:val="double" w:sz="6" w:space="0" w:color="A0A0A0"/>
+              <w:right w:val="double" w:sz="6" w:space="0" w:color="A0A0A0"/>
+            </w:tcBorders>
+          </w:tcPr>
+          <w:p>
+            <w:pPr>
+              <w:pStyle w:val="TableParagraph"/>
+              <w:rPr>
+                <w:sz w:val="24"/>
+              </w:rPr>
+            </w:pPr>
+            <w:r>
+              <w:rPr>
+                <w:sz w:val="24"/>
+              </w:rPr>
+              <w:t>4:30-5:30pm</w:t>
+            </w:r>
+          </w:p>
+        </w:tc>
+        <w:tc>
+          <w:tcPr>
+            <w:tcW w:w="1320" w:type="dxa"/>
+            <w:tcBorders>
+              <w:top w:val="double" w:sz="6" w:space="0" w:color="A0A0A0"/>
+              <w:left w:val="double" w:sz="6" w:space="0" w:color="A0A0A0"/>
+              <w:bottom w:val="double" w:sz="6" w:space="0" w:color="A0A0A0"/>
+              <w:right w:val="double" w:sz="6" w:space="0" w:color="A0A0A0"/>
+            </w:tcBorders>
+          </w:tcPr>
+          <w:p>
+            <w:pPr>
+              <w:pStyle w:val="TableParagraph"/>
+              <w:rPr>
+                <w:sz w:val="24"/>
+              </w:rPr>
+            </w:pPr>
+            <w:r>
+              <w:rPr>
+                <w:sz w:val="24"/>
+              </w:rPr>
+              <w:t>8:45-9:00pm</w:t>
+            </w:r>
+          </w:p>
+        </w:tc>
+        <w:tc>
+          <w:tcPr>
+            <w:tcW w:w="1320" w:type="dxa"/>
+            <w:tcBorders>
+              <w:top w:val="double" w:sz="6" w:space="0" w:color="A0A0A0"/>
+              <w:left w:val="double" w:sz="6" w:space="0" w:color="A0A0A0"/>
+              <w:bottom w:val="double" w:sz="6" w:space="0" w:color="A0A0A0"/>
+              <w:right w:val="double" w:sz="6" w:space="0" w:color="A0A0A0"/>
+            </w:tcBorders>
+          </w:tcPr>
+          <w:p>
+            <w:pPr>
+              <w:pStyle w:val="TableParagraph"/>
+              <w:rPr>
+                <w:sz w:val="24"/>
+              </w:rPr>
+            </w:pPr>
+            <w:r>
+              <w:rPr>
+                <w:sz w:val="24"/>
+              </w:rPr>
+              <w:t>3:45-4:30</w:t>
+            </w:r>
+          </w:p>
+        </w:tc>
+        <w:tc>
+          <w:tcPr>
+            <w:tcW w:w="1320" w:type="dxa"/>
+            <w:tcBorders>
+              <w:top w:val="double" w:sz="6" w:space="0" w:color="A0A0A0"/>
+              <w:left w:val="double" w:sz="6" w:space="0" w:color="A0A0A0"/>
+              <w:bottom w:val="double" w:sz="6" w:space="0" w:color="A0A0A0"/>
+              <w:right w:val="double" w:sz="6" w:space="0" w:color="A0A0A0"/>
+            </w:tcBorders>
+          </w:tcPr>
+          <w:p>
+            <w:pPr>
+              <w:pStyle w:val="TableParagraph"/>
+              <w:rPr>
+                <w:sz w:val="24"/>
+              </w:rPr>
+            </w:pPr>
+            <w:r>
+              <w:rPr>
+                <w:sz w:val="24"/>
+              </w:rPr>
+              <w:t>8:45-9:00pm</w:t>
+            </w:r>
           </w:p>
         </w:tc>
         <w:tc>
@@ -2533,82 +2803,112 @@
                 <w:sz w:val="24"/>
               </w:rPr>
             </w:pPr>
-          </w:p>
-        </w:tc>
-        <w:tc>
-          <w:tcPr>
-            <w:tcW w:w="1320" w:type="dxa"/>
-            <w:tcBorders>
-              <w:top w:val="double" w:sz="6" w:space="0" w:color="A0A0A0"/>
-              <w:left w:val="double" w:sz="6" w:space="0" w:color="A0A0A0"/>
-              <w:bottom w:val="double" w:sz="6" w:space="0" w:color="A0A0A0"/>
-              <w:right w:val="double" w:sz="6" w:space="0" w:color="A0A0A0"/>
-            </w:tcBorders>
-          </w:tcPr>
-          <w:p>
-            <w:pPr>
-              <w:pStyle w:val="TableParagraph"/>
-              <w:rPr>
-                <w:sz w:val="24"/>
-              </w:rPr>
-            </w:pPr>
-          </w:p>
-        </w:tc>
-        <w:tc>
-          <w:tcPr>
-            <w:tcW w:w="1320" w:type="dxa"/>
-            <w:tcBorders>
-              <w:top w:val="double" w:sz="6" w:space="0" w:color="A0A0A0"/>
-              <w:left w:val="double" w:sz="6" w:space="0" w:color="A0A0A0"/>
-              <w:bottom w:val="double" w:sz="6" w:space="0" w:color="A0A0A0"/>
-              <w:right w:val="double" w:sz="6" w:space="0" w:color="A0A0A0"/>
-            </w:tcBorders>
-          </w:tcPr>
-          <w:p>
-            <w:pPr>
-              <w:pStyle w:val="TableParagraph"/>
-              <w:rPr>
-                <w:sz w:val="24"/>
-              </w:rPr>
-            </w:pPr>
-          </w:p>
-        </w:tc>
-        <w:tc>
-          <w:tcPr>
-            <w:tcW w:w="1320" w:type="dxa"/>
-            <w:tcBorders>
-              <w:top w:val="double" w:sz="6" w:space="0" w:color="A0A0A0"/>
-              <w:left w:val="double" w:sz="6" w:space="0" w:color="A0A0A0"/>
-              <w:bottom w:val="double" w:sz="6" w:space="0" w:color="A0A0A0"/>
-              <w:right w:val="double" w:sz="6" w:space="0" w:color="A0A0A0"/>
-            </w:tcBorders>
-          </w:tcPr>
-          <w:p>
-            <w:pPr>
-              <w:pStyle w:val="TableParagraph"/>
-              <w:rPr>
-                <w:sz w:val="24"/>
-              </w:rPr>
-            </w:pPr>
-          </w:p>
-        </w:tc>
-        <w:tc>
-          <w:tcPr>
-            <w:tcW w:w="1320" w:type="dxa"/>
-            <w:tcBorders>
-              <w:top w:val="double" w:sz="6" w:space="0" w:color="A0A0A0"/>
-              <w:left w:val="double" w:sz="6" w:space="0" w:color="A0A0A0"/>
-              <w:bottom w:val="double" w:sz="6" w:space="0" w:color="A0A0A0"/>
-              <w:right w:val="double" w:sz="6" w:space="0" w:color="A0A0A0"/>
-            </w:tcBorders>
-          </w:tcPr>
-          <w:p>
-            <w:pPr>
-              <w:pStyle w:val="TableParagraph"/>
-              <w:rPr>
-                <w:sz w:val="24"/>
-              </w:rPr>
-            </w:pPr>
+            <w:r>
+              <w:rPr>
+                <w:sz w:val="24"/>
+              </w:rPr>
+              <w:t>8:45-9:00pm</w:t>
+            </w:r>
+          </w:p>
+        </w:tc>
+        <w:tc>
+          <w:tcPr>
+            <w:tcW w:w="1320" w:type="dxa"/>
+            <w:tcBorders>
+              <w:top w:val="double" w:sz="6" w:space="0" w:color="A0A0A0"/>
+              <w:left w:val="double" w:sz="6" w:space="0" w:color="A0A0A0"/>
+              <w:bottom w:val="double" w:sz="6" w:space="0" w:color="A0A0A0"/>
+              <w:right w:val="double" w:sz="6" w:space="0" w:color="A0A0A0"/>
+            </w:tcBorders>
+          </w:tcPr>
+          <w:p>
+            <w:pPr>
+              <w:pStyle w:val="TableParagraph"/>
+              <w:rPr>
+                <w:sz w:val="24"/>
+              </w:rPr>
+            </w:pPr>
+            <w:r>
+              <w:rPr>
+                <w:sz w:val="24"/>
+              </w:rPr>
+              <w:t>4:30-5:30pm</w:t>
+            </w:r>
+          </w:p>
+        </w:tc>
+        <w:tc>
+          <w:tcPr>
+            <w:tcW w:w="1320" w:type="dxa"/>
+            <w:tcBorders>
+              <w:top w:val="double" w:sz="6" w:space="0" w:color="A0A0A0"/>
+              <w:left w:val="double" w:sz="6" w:space="0" w:color="A0A0A0"/>
+              <w:bottom w:val="double" w:sz="6" w:space="0" w:color="A0A0A0"/>
+              <w:right w:val="double" w:sz="6" w:space="0" w:color="A0A0A0"/>
+            </w:tcBorders>
+          </w:tcPr>
+          <w:p>
+            <w:pPr>
+              <w:pStyle w:val="TableParagraph"/>
+              <w:rPr>
+                <w:sz w:val="24"/>
+              </w:rPr>
+            </w:pPr>
+            <w:r>
+              <w:rPr>
+                <w:sz w:val="24"/>
+              </w:rPr>
+              <w:t>8:45-9:00pm</w:t>
+            </w:r>
+          </w:p>
+        </w:tc>
+        <w:tc>
+          <w:tcPr>
+            <w:tcW w:w="1320" w:type="dxa"/>
+            <w:tcBorders>
+              <w:top w:val="double" w:sz="6" w:space="0" w:color="A0A0A0"/>
+              <w:left w:val="double" w:sz="6" w:space="0" w:color="A0A0A0"/>
+              <w:bottom w:val="double" w:sz="6" w:space="0" w:color="A0A0A0"/>
+              <w:right w:val="double" w:sz="6" w:space="0" w:color="A0A0A0"/>
+            </w:tcBorders>
+          </w:tcPr>
+          <w:p>
+            <w:pPr>
+              <w:pStyle w:val="TableParagraph"/>
+              <w:rPr>
+                <w:sz w:val="24"/>
+              </w:rPr>
+            </w:pPr>
+            <w:r>
+              <w:rPr>
+                <w:sz w:val="24"/>
+              </w:rPr>
+              <w:t>3:45-4:30</w:t>
+            </w:r>
+          </w:p>
+        </w:tc>
+        <w:tc>
+          <w:tcPr>
+            <w:tcW w:w="1320" w:type="dxa"/>
+            <w:tcBorders>
+              <w:top w:val="double" w:sz="6" w:space="0" w:color="A0A0A0"/>
+              <w:left w:val="double" w:sz="6" w:space="0" w:color="A0A0A0"/>
+              <w:bottom w:val="double" w:sz="6" w:space="0" w:color="A0A0A0"/>
+              <w:right w:val="double" w:sz="6" w:space="0" w:color="A0A0A0"/>
+            </w:tcBorders>
+          </w:tcPr>
+          <w:p>
+            <w:pPr>
+              <w:pStyle w:val="TableParagraph"/>
+              <w:rPr>
+                <w:sz w:val="24"/>
+              </w:rPr>
+            </w:pPr>
+            <w:r>
+              <w:rPr>
+                <w:sz w:val="24"/>
+              </w:rPr>
+              <w:t>8:45-9:00pm</w:t>
+            </w:r>
           </w:p>
         </w:tc>
         <w:tc>
@@ -2699,82 +2999,112 @@
                 <w:sz w:val="24"/>
               </w:rPr>
             </w:pPr>
-          </w:p>
-        </w:tc>
-        <w:tc>
-          <w:tcPr>
-            <w:tcW w:w="1320" w:type="dxa"/>
-            <w:tcBorders>
-              <w:top w:val="double" w:sz="6" w:space="0" w:color="A0A0A0"/>
-              <w:left w:val="double" w:sz="6" w:space="0" w:color="A0A0A0"/>
-              <w:bottom w:val="double" w:sz="6" w:space="0" w:color="A0A0A0"/>
-              <w:right w:val="double" w:sz="6" w:space="0" w:color="A0A0A0"/>
-            </w:tcBorders>
-          </w:tcPr>
-          <w:p>
-            <w:pPr>
-              <w:pStyle w:val="TableParagraph"/>
-              <w:rPr>
-                <w:sz w:val="24"/>
-              </w:rPr>
-            </w:pPr>
-          </w:p>
-        </w:tc>
-        <w:tc>
-          <w:tcPr>
-            <w:tcW w:w="1320" w:type="dxa"/>
-            <w:tcBorders>
-              <w:top w:val="double" w:sz="6" w:space="0" w:color="A0A0A0"/>
-              <w:left w:val="double" w:sz="6" w:space="0" w:color="A0A0A0"/>
-              <w:bottom w:val="double" w:sz="6" w:space="0" w:color="A0A0A0"/>
-              <w:right w:val="double" w:sz="6" w:space="0" w:color="A0A0A0"/>
-            </w:tcBorders>
-          </w:tcPr>
-          <w:p>
-            <w:pPr>
-              <w:pStyle w:val="TableParagraph"/>
-              <w:rPr>
-                <w:sz w:val="24"/>
-              </w:rPr>
-            </w:pPr>
-          </w:p>
-        </w:tc>
-        <w:tc>
-          <w:tcPr>
-            <w:tcW w:w="1320" w:type="dxa"/>
-            <w:tcBorders>
-              <w:top w:val="double" w:sz="6" w:space="0" w:color="A0A0A0"/>
-              <w:left w:val="double" w:sz="6" w:space="0" w:color="A0A0A0"/>
-              <w:bottom w:val="double" w:sz="6" w:space="0" w:color="A0A0A0"/>
-              <w:right w:val="double" w:sz="6" w:space="0" w:color="A0A0A0"/>
-            </w:tcBorders>
-          </w:tcPr>
-          <w:p>
-            <w:pPr>
-              <w:pStyle w:val="TableParagraph"/>
-              <w:rPr>
-                <w:sz w:val="24"/>
-              </w:rPr>
-            </w:pPr>
-          </w:p>
-        </w:tc>
-        <w:tc>
-          <w:tcPr>
-            <w:tcW w:w="1320" w:type="dxa"/>
-            <w:tcBorders>
-              <w:top w:val="double" w:sz="6" w:space="0" w:color="A0A0A0"/>
-              <w:left w:val="double" w:sz="6" w:space="0" w:color="A0A0A0"/>
-              <w:bottom w:val="double" w:sz="6" w:space="0" w:color="A0A0A0"/>
-              <w:right w:val="double" w:sz="6" w:space="0" w:color="A0A0A0"/>
-            </w:tcBorders>
-          </w:tcPr>
-          <w:p>
-            <w:pPr>
-              <w:pStyle w:val="TableParagraph"/>
-              <w:rPr>
-                <w:sz w:val="24"/>
-              </w:rPr>
-            </w:pPr>
+            <w:r>
+              <w:rPr>
+                <w:sz w:val="24"/>
+              </w:rPr>
+              <w:t>8:45-9:00pm</w:t>
+            </w:r>
+          </w:p>
+        </w:tc>
+        <w:tc>
+          <w:tcPr>
+            <w:tcW w:w="1320" w:type="dxa"/>
+            <w:tcBorders>
+              <w:top w:val="double" w:sz="6" w:space="0" w:color="A0A0A0"/>
+              <w:left w:val="double" w:sz="6" w:space="0" w:color="A0A0A0"/>
+              <w:bottom w:val="double" w:sz="6" w:space="0" w:color="A0A0A0"/>
+              <w:right w:val="double" w:sz="6" w:space="0" w:color="A0A0A0"/>
+            </w:tcBorders>
+          </w:tcPr>
+          <w:p>
+            <w:pPr>
+              <w:pStyle w:val="TableParagraph"/>
+              <w:rPr>
+                <w:sz w:val="24"/>
+              </w:rPr>
+            </w:pPr>
+            <w:r>
+              <w:rPr>
+                <w:sz w:val="24"/>
+              </w:rPr>
+              <w:t>4:30-5:30pm</w:t>
+            </w:r>
+          </w:p>
+        </w:tc>
+        <w:tc>
+          <w:tcPr>
+            <w:tcW w:w="1320" w:type="dxa"/>
+            <w:tcBorders>
+              <w:top w:val="double" w:sz="6" w:space="0" w:color="A0A0A0"/>
+              <w:left w:val="double" w:sz="6" w:space="0" w:color="A0A0A0"/>
+              <w:bottom w:val="double" w:sz="6" w:space="0" w:color="A0A0A0"/>
+              <w:right w:val="double" w:sz="6" w:space="0" w:color="A0A0A0"/>
+            </w:tcBorders>
+          </w:tcPr>
+          <w:p>
+            <w:pPr>
+              <w:pStyle w:val="TableParagraph"/>
+              <w:rPr>
+                <w:sz w:val="24"/>
+              </w:rPr>
+            </w:pPr>
+            <w:r>
+              <w:rPr>
+                <w:sz w:val="24"/>
+              </w:rPr>
+              <w:t>8:45-9:00pm</w:t>
+            </w:r>
+          </w:p>
+        </w:tc>
+        <w:tc>
+          <w:tcPr>
+            <w:tcW w:w="1320" w:type="dxa"/>
+            <w:tcBorders>
+              <w:top w:val="double" w:sz="6" w:space="0" w:color="A0A0A0"/>
+              <w:left w:val="double" w:sz="6" w:space="0" w:color="A0A0A0"/>
+              <w:bottom w:val="double" w:sz="6" w:space="0" w:color="A0A0A0"/>
+              <w:right w:val="double" w:sz="6" w:space="0" w:color="A0A0A0"/>
+            </w:tcBorders>
+          </w:tcPr>
+          <w:p>
+            <w:pPr>
+              <w:pStyle w:val="TableParagraph"/>
+              <w:rPr>
+                <w:sz w:val="24"/>
+              </w:rPr>
+            </w:pPr>
+            <w:r>
+              <w:rPr>
+                <w:sz w:val="24"/>
+              </w:rPr>
+              <w:t>3:45-4:30</w:t>
+            </w:r>
+          </w:p>
+        </w:tc>
+        <w:tc>
+          <w:tcPr>
+            <w:tcW w:w="1320" w:type="dxa"/>
+            <w:tcBorders>
+              <w:top w:val="double" w:sz="6" w:space="0" w:color="A0A0A0"/>
+              <w:left w:val="double" w:sz="6" w:space="0" w:color="A0A0A0"/>
+              <w:bottom w:val="double" w:sz="6" w:space="0" w:color="A0A0A0"/>
+              <w:right w:val="double" w:sz="6" w:space="0" w:color="A0A0A0"/>
+            </w:tcBorders>
+          </w:tcPr>
+          <w:p>
+            <w:pPr>
+              <w:pStyle w:val="TableParagraph"/>
+              <w:rPr>
+                <w:sz w:val="24"/>
+              </w:rPr>
+            </w:pPr>
+            <w:r>
+              <w:rPr>
+                <w:sz w:val="24"/>
+              </w:rPr>
+              <w:t>8:45-9:00pm</w:t>
+            </w:r>
           </w:p>
         </w:tc>
         <w:tc>
@@ -2865,82 +3195,112 @@
                 <w:sz w:val="24"/>
               </w:rPr>
             </w:pPr>
-          </w:p>
-        </w:tc>
-        <w:tc>
-          <w:tcPr>
-            <w:tcW w:w="1320" w:type="dxa"/>
-            <w:tcBorders>
-              <w:top w:val="double" w:sz="6" w:space="0" w:color="A0A0A0"/>
-              <w:left w:val="double" w:sz="6" w:space="0" w:color="A0A0A0"/>
-              <w:bottom w:val="double" w:sz="6" w:space="0" w:color="A0A0A0"/>
-              <w:right w:val="double" w:sz="6" w:space="0" w:color="A0A0A0"/>
-            </w:tcBorders>
-          </w:tcPr>
-          <w:p>
-            <w:pPr>
-              <w:pStyle w:val="TableParagraph"/>
-              <w:rPr>
-                <w:sz w:val="24"/>
-              </w:rPr>
-            </w:pPr>
-          </w:p>
-        </w:tc>
-        <w:tc>
-          <w:tcPr>
-            <w:tcW w:w="1320" w:type="dxa"/>
-            <w:tcBorders>
-              <w:top w:val="double" w:sz="6" w:space="0" w:color="A0A0A0"/>
-              <w:left w:val="double" w:sz="6" w:space="0" w:color="A0A0A0"/>
-              <w:bottom w:val="double" w:sz="6" w:space="0" w:color="A0A0A0"/>
-              <w:right w:val="double" w:sz="6" w:space="0" w:color="A0A0A0"/>
-            </w:tcBorders>
-          </w:tcPr>
-          <w:p>
-            <w:pPr>
-              <w:pStyle w:val="TableParagraph"/>
-              <w:rPr>
-                <w:sz w:val="24"/>
-              </w:rPr>
-            </w:pPr>
-          </w:p>
-        </w:tc>
-        <w:tc>
-          <w:tcPr>
-            <w:tcW w:w="1320" w:type="dxa"/>
-            <w:tcBorders>
-              <w:top w:val="double" w:sz="6" w:space="0" w:color="A0A0A0"/>
-              <w:left w:val="double" w:sz="6" w:space="0" w:color="A0A0A0"/>
-              <w:bottom w:val="double" w:sz="6" w:space="0" w:color="A0A0A0"/>
-              <w:right w:val="double" w:sz="6" w:space="0" w:color="A0A0A0"/>
-            </w:tcBorders>
-          </w:tcPr>
-          <w:p>
-            <w:pPr>
-              <w:pStyle w:val="TableParagraph"/>
-              <w:rPr>
-                <w:sz w:val="24"/>
-              </w:rPr>
-            </w:pPr>
-          </w:p>
-        </w:tc>
-        <w:tc>
-          <w:tcPr>
-            <w:tcW w:w="1320" w:type="dxa"/>
-            <w:tcBorders>
-              <w:top w:val="double" w:sz="6" w:space="0" w:color="A0A0A0"/>
-              <w:left w:val="double" w:sz="6" w:space="0" w:color="A0A0A0"/>
-              <w:bottom w:val="double" w:sz="6" w:space="0" w:color="A0A0A0"/>
-              <w:right w:val="double" w:sz="6" w:space="0" w:color="A0A0A0"/>
-            </w:tcBorders>
-          </w:tcPr>
-          <w:p>
-            <w:pPr>
-              <w:pStyle w:val="TableParagraph"/>
-              <w:rPr>
-                <w:sz w:val="24"/>
-              </w:rPr>
-            </w:pPr>
+            <w:r>
+              <w:rPr>
+                <w:sz w:val="24"/>
+              </w:rPr>
+              <w:t>8:45-9:00pm</w:t>
+            </w:r>
+          </w:p>
+        </w:tc>
+        <w:tc>
+          <w:tcPr>
+            <w:tcW w:w="1320" w:type="dxa"/>
+            <w:tcBorders>
+              <w:top w:val="double" w:sz="6" w:space="0" w:color="A0A0A0"/>
+              <w:left w:val="double" w:sz="6" w:space="0" w:color="A0A0A0"/>
+              <w:bottom w:val="double" w:sz="6" w:space="0" w:color="A0A0A0"/>
+              <w:right w:val="double" w:sz="6" w:space="0" w:color="A0A0A0"/>
+            </w:tcBorders>
+          </w:tcPr>
+          <w:p>
+            <w:pPr>
+              <w:pStyle w:val="TableParagraph"/>
+              <w:rPr>
+                <w:sz w:val="24"/>
+              </w:rPr>
+            </w:pPr>
+            <w:r>
+              <w:rPr>
+                <w:sz w:val="24"/>
+              </w:rPr>
+              <w:t>4:30-5:30pm</w:t>
+            </w:r>
+          </w:p>
+        </w:tc>
+        <w:tc>
+          <w:tcPr>
+            <w:tcW w:w="1320" w:type="dxa"/>
+            <w:tcBorders>
+              <w:top w:val="double" w:sz="6" w:space="0" w:color="A0A0A0"/>
+              <w:left w:val="double" w:sz="6" w:space="0" w:color="A0A0A0"/>
+              <w:bottom w:val="double" w:sz="6" w:space="0" w:color="A0A0A0"/>
+              <w:right w:val="double" w:sz="6" w:space="0" w:color="A0A0A0"/>
+            </w:tcBorders>
+          </w:tcPr>
+          <w:p>
+            <w:pPr>
+              <w:pStyle w:val="TableParagraph"/>
+              <w:rPr>
+                <w:sz w:val="24"/>
+              </w:rPr>
+            </w:pPr>
+            <w:r>
+              <w:rPr>
+                <w:sz w:val="24"/>
+              </w:rPr>
+              <w:t>8:45-9:00pm</w:t>
+            </w:r>
+          </w:p>
+        </w:tc>
+        <w:tc>
+          <w:tcPr>
+            <w:tcW w:w="1320" w:type="dxa"/>
+            <w:tcBorders>
+              <w:top w:val="double" w:sz="6" w:space="0" w:color="A0A0A0"/>
+              <w:left w:val="double" w:sz="6" w:space="0" w:color="A0A0A0"/>
+              <w:bottom w:val="double" w:sz="6" w:space="0" w:color="A0A0A0"/>
+              <w:right w:val="double" w:sz="6" w:space="0" w:color="A0A0A0"/>
+            </w:tcBorders>
+          </w:tcPr>
+          <w:p>
+            <w:pPr>
+              <w:pStyle w:val="TableParagraph"/>
+              <w:rPr>
+                <w:sz w:val="24"/>
+              </w:rPr>
+            </w:pPr>
+            <w:r>
+              <w:rPr>
+                <w:sz w:val="24"/>
+              </w:rPr>
+              <w:t>3:45-4:30</w:t>
+            </w:r>
+          </w:p>
+        </w:tc>
+        <w:tc>
+          <w:tcPr>
+            <w:tcW w:w="1320" w:type="dxa"/>
+            <w:tcBorders>
+              <w:top w:val="double" w:sz="6" w:space="0" w:color="A0A0A0"/>
+              <w:left w:val="double" w:sz="6" w:space="0" w:color="A0A0A0"/>
+              <w:bottom w:val="double" w:sz="6" w:space="0" w:color="A0A0A0"/>
+              <w:right w:val="double" w:sz="6" w:space="0" w:color="A0A0A0"/>
+            </w:tcBorders>
+          </w:tcPr>
+          <w:p>
+            <w:pPr>
+              <w:pStyle w:val="TableParagraph"/>
+              <w:rPr>
+                <w:sz w:val="24"/>
+              </w:rPr>
+            </w:pPr>
+            <w:r>
+              <w:rPr>
+                <w:sz w:val="24"/>
+              </w:rPr>
+              <w:t>8:45-9:00pm</w:t>
+            </w:r>
           </w:p>
         </w:tc>
         <w:tc>
@@ -3031,82 +3391,112 @@
                 <w:sz w:val="24"/>
               </w:rPr>
             </w:pPr>
-          </w:p>
-        </w:tc>
-        <w:tc>
-          <w:tcPr>
-            <w:tcW w:w="1320" w:type="dxa"/>
-            <w:tcBorders>
-              <w:top w:val="double" w:sz="6" w:space="0" w:color="A0A0A0"/>
-              <w:left w:val="double" w:sz="6" w:space="0" w:color="A0A0A0"/>
-              <w:bottom w:val="double" w:sz="6" w:space="0" w:color="A0A0A0"/>
-              <w:right w:val="double" w:sz="6" w:space="0" w:color="A0A0A0"/>
-            </w:tcBorders>
-          </w:tcPr>
-          <w:p>
-            <w:pPr>
-              <w:pStyle w:val="TableParagraph"/>
-              <w:rPr>
-                <w:sz w:val="24"/>
-              </w:rPr>
-            </w:pPr>
-          </w:p>
-        </w:tc>
-        <w:tc>
-          <w:tcPr>
-            <w:tcW w:w="1320" w:type="dxa"/>
-            <w:tcBorders>
-              <w:top w:val="double" w:sz="6" w:space="0" w:color="A0A0A0"/>
-              <w:left w:val="double" w:sz="6" w:space="0" w:color="A0A0A0"/>
-              <w:bottom w:val="double" w:sz="6" w:space="0" w:color="A0A0A0"/>
-              <w:right w:val="double" w:sz="6" w:space="0" w:color="A0A0A0"/>
-            </w:tcBorders>
-          </w:tcPr>
-          <w:p>
-            <w:pPr>
-              <w:pStyle w:val="TableParagraph"/>
-              <w:rPr>
-                <w:sz w:val="24"/>
-              </w:rPr>
-            </w:pPr>
-          </w:p>
-        </w:tc>
-        <w:tc>
-          <w:tcPr>
-            <w:tcW w:w="1320" w:type="dxa"/>
-            <w:tcBorders>
-              <w:top w:val="double" w:sz="6" w:space="0" w:color="A0A0A0"/>
-              <w:left w:val="double" w:sz="6" w:space="0" w:color="A0A0A0"/>
-              <w:bottom w:val="double" w:sz="6" w:space="0" w:color="A0A0A0"/>
-              <w:right w:val="double" w:sz="6" w:space="0" w:color="A0A0A0"/>
-            </w:tcBorders>
-          </w:tcPr>
-          <w:p>
-            <w:pPr>
-              <w:pStyle w:val="TableParagraph"/>
-              <w:rPr>
-                <w:sz w:val="24"/>
-              </w:rPr>
-            </w:pPr>
-          </w:p>
-        </w:tc>
-        <w:tc>
-          <w:tcPr>
-            <w:tcW w:w="1320" w:type="dxa"/>
-            <w:tcBorders>
-              <w:top w:val="double" w:sz="6" w:space="0" w:color="A0A0A0"/>
-              <w:left w:val="double" w:sz="6" w:space="0" w:color="A0A0A0"/>
-              <w:bottom w:val="double" w:sz="6" w:space="0" w:color="A0A0A0"/>
-              <w:right w:val="double" w:sz="6" w:space="0" w:color="A0A0A0"/>
-            </w:tcBorders>
-          </w:tcPr>
-          <w:p>
-            <w:pPr>
-              <w:pStyle w:val="TableParagraph"/>
-              <w:rPr>
-                <w:sz w:val="24"/>
-              </w:rPr>
-            </w:pPr>
+            <w:r>
+              <w:rPr>
+                <w:sz w:val="24"/>
+              </w:rPr>
+              <w:t>8:45-9:00pm</w:t>
+            </w:r>
+          </w:p>
+        </w:tc>
+        <w:tc>
+          <w:tcPr>
+            <w:tcW w:w="1320" w:type="dxa"/>
+            <w:tcBorders>
+              <w:top w:val="double" w:sz="6" w:space="0" w:color="A0A0A0"/>
+              <w:left w:val="double" w:sz="6" w:space="0" w:color="A0A0A0"/>
+              <w:bottom w:val="double" w:sz="6" w:space="0" w:color="A0A0A0"/>
+              <w:right w:val="double" w:sz="6" w:space="0" w:color="A0A0A0"/>
+            </w:tcBorders>
+          </w:tcPr>
+          <w:p>
+            <w:pPr>
+              <w:pStyle w:val="TableParagraph"/>
+              <w:rPr>
+                <w:sz w:val="24"/>
+              </w:rPr>
+            </w:pPr>
+            <w:r>
+              <w:rPr>
+                <w:sz w:val="24"/>
+              </w:rPr>
+              <w:t>4:30-5:30pm</w:t>
+            </w:r>
+          </w:p>
+        </w:tc>
+        <w:tc>
+          <w:tcPr>
+            <w:tcW w:w="1320" w:type="dxa"/>
+            <w:tcBorders>
+              <w:top w:val="double" w:sz="6" w:space="0" w:color="A0A0A0"/>
+              <w:left w:val="double" w:sz="6" w:space="0" w:color="A0A0A0"/>
+              <w:bottom w:val="double" w:sz="6" w:space="0" w:color="A0A0A0"/>
+              <w:right w:val="double" w:sz="6" w:space="0" w:color="A0A0A0"/>
+            </w:tcBorders>
+          </w:tcPr>
+          <w:p>
+            <w:pPr>
+              <w:pStyle w:val="TableParagraph"/>
+              <w:rPr>
+                <w:sz w:val="24"/>
+              </w:rPr>
+            </w:pPr>
+            <w:r>
+              <w:rPr>
+                <w:sz w:val="24"/>
+              </w:rPr>
+              <w:t>8:45-9:00pm</w:t>
+            </w:r>
+          </w:p>
+        </w:tc>
+        <w:tc>
+          <w:tcPr>
+            <w:tcW w:w="1320" w:type="dxa"/>
+            <w:tcBorders>
+              <w:top w:val="double" w:sz="6" w:space="0" w:color="A0A0A0"/>
+              <w:left w:val="double" w:sz="6" w:space="0" w:color="A0A0A0"/>
+              <w:bottom w:val="double" w:sz="6" w:space="0" w:color="A0A0A0"/>
+              <w:right w:val="double" w:sz="6" w:space="0" w:color="A0A0A0"/>
+            </w:tcBorders>
+          </w:tcPr>
+          <w:p>
+            <w:pPr>
+              <w:pStyle w:val="TableParagraph"/>
+              <w:rPr>
+                <w:sz w:val="24"/>
+              </w:rPr>
+            </w:pPr>
+            <w:r>
+              <w:rPr>
+                <w:sz w:val="24"/>
+              </w:rPr>
+              <w:t>3:45-4:30</w:t>
+            </w:r>
+          </w:p>
+        </w:tc>
+        <w:tc>
+          <w:tcPr>
+            <w:tcW w:w="1320" w:type="dxa"/>
+            <w:tcBorders>
+              <w:top w:val="double" w:sz="6" w:space="0" w:color="A0A0A0"/>
+              <w:left w:val="double" w:sz="6" w:space="0" w:color="A0A0A0"/>
+              <w:bottom w:val="double" w:sz="6" w:space="0" w:color="A0A0A0"/>
+              <w:right w:val="double" w:sz="6" w:space="0" w:color="A0A0A0"/>
+            </w:tcBorders>
+          </w:tcPr>
+          <w:p>
+            <w:pPr>
+              <w:pStyle w:val="TableParagraph"/>
+              <w:rPr>
+                <w:sz w:val="24"/>
+              </w:rPr>
+            </w:pPr>
+            <w:r>
+              <w:rPr>
+                <w:sz w:val="24"/>
+              </w:rPr>
+              <w:t>8:45-9:00pm</w:t>
+            </w:r>
           </w:p>
         </w:tc>
         <w:tc>
@@ -3197,6 +3587,12 @@
                 <w:sz w:val="24"/>
               </w:rPr>
             </w:pPr>
+            <w:r>
+              <w:rPr>
+                <w:sz w:val="24"/>
+              </w:rPr>
+              <w:t>8:45-9:00pm</w:t>
+            </w:r>
           </w:p>
         </w:tc>
         <w:tc>
@@ -3216,6 +3612,12 @@
                 <w:sz w:val="24"/>
               </w:rPr>
             </w:pPr>
+            <w:r>
+              <w:rPr>
+                <w:sz w:val="24"/>
+              </w:rPr>
+              <w:t>4:30-5:30pm</w:t>
+            </w:r>
           </w:p>
         </w:tc>
         <w:tc>
@@ -3235,6 +3637,12 @@
                 <w:sz w:val="24"/>
               </w:rPr>
             </w:pPr>
+            <w:r>
+              <w:rPr>
+                <w:sz w:val="24"/>
+              </w:rPr>
+              <w:t>8:45-9:00pm</w:t>
+            </w:r>
           </w:p>
         </w:tc>
         <w:tc>
@@ -3254,6 +3662,12 @@
                 <w:sz w:val="24"/>
               </w:rPr>
             </w:pPr>
+            <w:r>
+              <w:rPr>
+                <w:sz w:val="24"/>
+              </w:rPr>
+              <w:t>3:45-4:30</w:t>
+            </w:r>
           </w:p>
         </w:tc>
         <w:tc>
@@ -3273,6 +3687,12 @@
                 <w:sz w:val="24"/>
               </w:rPr>
             </w:pPr>
+            <w:r>
+              <w:rPr>
+                <w:sz w:val="24"/>
+              </w:rPr>
+              <w:t>8:45-9:00pm</w:t>
+            </w:r>
           </w:p>
         </w:tc>
         <w:tc>
@@ -4437,7 +4857,7 @@
 </file>
 
 <file path=word/styles.xml><?xml version="1.0" encoding="utf-8"?>
-<w:styles xmlns:mc="http://schemas.openxmlformats.org/markup-compatibility/2006" xmlns:r="http://schemas.openxmlformats.org/officeDocument/2006/relationships" xmlns:w="http://schemas.openxmlformats.org/wordprocessingml/2006/main" xmlns:w14="http://schemas.microsoft.com/office/word/2010/wordml" xmlns:w15="http://schemas.microsoft.com/office/word/2012/wordml" xmlns:w16cex="http://schemas.microsoft.com/office/word/2018/wordml/cex" xmlns:w16cid="http://schemas.microsoft.com/office/word/2016/wordml/cid" xmlns:w16="http://schemas.microsoft.com/office/word/2018/wordml" xmlns:w16du="http://schemas.microsoft.com/office/word/2023/wordml/word16du" xmlns:w16sdtdh="http://schemas.microsoft.com/office/word/2020/wordml/sdtdatahash" xmlns:w16sdtfl="http://schemas.microsoft.com/office/word/2024/wordml/sdtformatlock" xmlns:w16se="http://schemas.microsoft.com/office/word/2015/wordml/symex" mc:Ignorable="w14 w15 w16se w16cid w16 w16cex w16sdtdh w16sdtfl w16du">
+<w:styles xmlns:mc="http://schemas.openxmlformats.org/markup-compatibility/2006" xmlns:r="http://schemas.openxmlformats.org/officeDocument/2006/relationships" xmlns:w="http://schemas.openxmlformats.org/wordprocessingml/2006/main" xmlns:w14="http://schemas.microsoft.com/office/word/2010/wordml" xmlns:w15="http://schemas.microsoft.com/office/word/2012/wordml" xmlns:w16cex="http://schemas.microsoft.com/office/word/2018/wordml/cex" xmlns:w16cid="http://schemas.microsoft.com/office/word/2016/wordml/cid" xmlns:w16="http://schemas.microsoft.com/office/word/2018/wordml" xmlns:w16du="http://schemas.microsoft.com/office/word/2023/wordml/word16du" xmlns:w16sdtdh="http://schemas.microsoft.com/office/word/2020/wordml/sdtdatahash" xmlns:w16se="http://schemas.microsoft.com/office/word/2015/wordml/symex" mc:Ignorable="w14 w15 w16se w16cid w16 w16cex w16sdtdh w16du">
   <w:docDefaults>
     <w:rPrDefault>
       <w:rPr>
